--- a/paper/TCR_Manuscript_V3.docx
+++ b/paper/TCR_Manuscript_V3.docx
@@ -1443,25 +1443,59 @@
         <w:pStyle w:val="BodyText"/>
       </w:pPr>
       <w:r>
-        <w:t xml:space="preserve">This reproduces a result published in 1998, which reported the influenza M1</w:t>
-      </w:r>
-      <w:r>
-        <w:t xml:space="preserve"> </w:t>
-      </w:r>
-      <w:r>
-        <w:t xml:space="preserve">response to be constrained to the BV17 family (TRBV19 in current nomenclature)</w:t>
-      </w:r>
-      <w:r>
-        <w:t xml:space="preserve"> </w:t>
-      </w:r>
-      <w:r>
-        <w:t xml:space="preserve">with a conserved I/sRS(A)/S CDR3β motif [10], and explained structurally in</w:t>
-      </w:r>
-      <w:r>
-        <w:t xml:space="preserve"> </w:t>
-      </w:r>
-      <w:r>
-        <w:t xml:space="preserve">2003 [11]. The 41.0% TRBV19 usage and the</w:t>
+        <w:t xml:space="preserve">This reproduces results first reported three decades ago. The HLA-A2-restricted</w:t>
+      </w:r>
+      <w:r>
+        <w:t xml:space="preserve"> </w:t>
+      </w:r>
+      <w:r>
+        <w:t xml:space="preserve">influenza M1 response was shown to be dominated by TCRs bearing the BV17 family</w:t>
+      </w:r>
+      <w:r>
+        <w:t xml:space="preserve"> </w:t>
+      </w:r>
+      <w:r>
+        <w:t xml:space="preserve">(TRBV19 in current nomenclature) with a conserved CDR3β motif [21,22], and shown</w:t>
+      </w:r>
+      <w:r>
+        <w:t xml:space="preserve"> </w:t>
+      </w:r>
+      <w:r>
+        <w:t xml:space="preserve">in 1998 to be highly polyclonal</w:t>
+      </w:r>
+      <w:r>
+        <w:t xml:space="preserve"> </w:t>
+      </w:r>
+      <w:r>
+        <w:rPr>
+          <w:i/>
+          <w:iCs/>
+        </w:rPr>
+        <w:t xml:space="preserve">within</w:t>
+      </w:r>
+      <w:r>
+        <w:t xml:space="preserve"> </w:t>
+      </w:r>
+      <w:r>
+        <w:t xml:space="preserve">that constraint: 95 distinct CDR3β</w:t>
+      </w:r>
+      <w:r>
+        <w:t xml:space="preserve"> </w:t>
+      </w:r>
+      <w:r>
+        <w:t xml:space="preserve">clonotypes carrying the I/sRS(A)/S motif, with a power-law distribution of</w:t>
+      </w:r>
+      <w:r>
+        <w:t xml:space="preserve"> </w:t>
+      </w:r>
+      <w:r>
+        <w:t xml:space="preserve">clonotype frequencies [10]. The structural basis followed in 2003 [11]. The 41.0%</w:t>
+      </w:r>
+      <w:r>
+        <w:t xml:space="preserve"> </w:t>
+      </w:r>
+      <w:r>
+        <w:t xml:space="preserve">TRBV19 usage and the</w:t>
       </w:r>
       <w:r>
         <w:t xml:space="preserve"> </w:t>
@@ -1476,25 +1510,43 @@
         <w:t xml:space="preserve"> </w:t>
       </w:r>
       <w:r>
-        <w:t xml:space="preserve">core we measure correspond</w:t>
-      </w:r>
-      <w:r>
-        <w:t xml:space="preserve"> </w:t>
-      </w:r>
-      <w:r>
-        <w:t xml:space="preserve">directly to those two observations. We present it as pipeline validation, not as</w:t>
-      </w:r>
-      <w:r>
-        <w:t xml:space="preserve"> </w:t>
-      </w:r>
-      <w:r>
-        <w:t xml:space="preserve">a finding: recovering a 28-year-old result from first principles is evidence the</w:t>
-      </w:r>
-      <w:r>
-        <w:t xml:space="preserve"> </w:t>
-      </w:r>
-      <w:r>
-        <w:t xml:space="preserve">decomposition tracks real biology.</w:t>
+        <w:t xml:space="preserve">core we measure correspond directly to the first</w:t>
+      </w:r>
+      <w:r>
+        <w:t xml:space="preserve"> </w:t>
+      </w:r>
+      <w:r>
+        <w:t xml:space="preserve">observation, and the distributed-family character we recover after deduplication</w:t>
+      </w:r>
+      <w:r>
+        <w:t xml:space="preserve"> </w:t>
+      </w:r>
+      <w:r>
+        <w:t xml:space="preserve">— no N-region exceeding nine clonotypes — corresponds to the second. We present</w:t>
+      </w:r>
+      <w:r>
+        <w:t xml:space="preserve"> </w:t>
+      </w:r>
+      <w:r>
+        <w:t xml:space="preserve">this as pipeline validation, not as a finding: recovering a result of that age</w:t>
+      </w:r>
+      <w:r>
+        <w:t xml:space="preserve"> </w:t>
+      </w:r>
+      <w:r>
+        <w:t xml:space="preserve">from first principles is evidence the decomposition tracks real biology, and the</w:t>
+      </w:r>
+      <w:r>
+        <w:t xml:space="preserve"> </w:t>
+      </w:r>
+      <w:r>
+        <w:t xml:space="preserve">fact that raw row counts would have obscured the polyclonality that the 1998</w:t>
+      </w:r>
+      <w:r>
+        <w:t xml:space="preserve"> </w:t>
+      </w:r>
+      <w:r>
+        <w:t xml:space="preserve">study emphasized is a further argument for clonotype-level counting.</w:t>
       </w:r>
     </w:p>
     <w:bookmarkEnd w:id="23"/>
@@ -6336,7 +6388,7 @@
         </w:numPr>
       </w:pPr>
       <w:r>
-        <w:t xml:space="preserve">Xu AM, Chour W, Heidari A, et al. Entropic analysis of antigen-specific CDR3 domains identifies essential binding motifs shared by CDR3s with different antigen specificities.</w:t>
+        <w:t xml:space="preserve">Xu AM, Chour W, DeLucia DC, et al. Entropic analysis of antigen-specific CDR3 domains identifies essential binding motifs shared by CDR3s with different antigen specificities.</w:t>
       </w:r>
       <w:r>
         <w:t xml:space="preserve"> </w:t>
@@ -6349,7 +6401,7 @@
         <w:t xml:space="preserve">Cell Syst</w:t>
       </w:r>
       <w:r>
-        <w:t xml:space="preserve">. 2023;14(4):273–284. PMID 37001518.</w:t>
+        <w:t xml:space="preserve">. 2023;14(4):273–284.e5. PMID 37001518.</w:t>
       </w:r>
     </w:p>
     <w:p>
@@ -6361,19 +6413,7 @@
         </w:numPr>
       </w:pPr>
       <w:r>
-        <w:t xml:space="preserve">IMMREP25: Unseen Peptides challenge. 126 named submissions; 1,000 TCRs; 20 unseen peptides restricted by HLA-A*02:01 and HLA-B*40:01.</w:t>
-      </w:r>
-      <w:r>
-        <w:t xml:space="preserve"> </w:t>
-      </w:r>
-      <w:r>
-        <w:rPr>
-          <w:rStyle w:val="VerbatimChar"/>
-        </w:rPr>
-        <w:t xml:space="preserve">https://github.com/immrep/</w:t>
-      </w:r>
-      <w:r>
-        <w:t xml:space="preserve">.</w:t>
+        <w:t xml:space="preserve">IMMREP25: Unseen Peptides. Community benchmark report, 2026. 126 named submissions predicting the specificity of 1,000 TCRs against twenty unseen peptides restricted by HLA-A*02:01 or HLA-B*40:01.</w:t>
       </w:r>
     </w:p>
     <w:p>
@@ -6410,7 +6450,7 @@
         </w:numPr>
       </w:pPr>
       <w:r>
-        <w:t xml:space="preserve">Drost F, Dorigatti E, Straub A, et al. Benchmarking of T cell receptor-epitope predictors with ePytope-TCR.</w:t>
+        <w:t xml:space="preserve">Drost F, Chernysheva A, Albahah M, Kocher K, Schober K, Schubert B. Benchmarking of T cell receptor-epitope predictors with ePytope-TCR.</w:t>
       </w:r>
       <w:r>
         <w:t xml:space="preserve"> </w:t>
@@ -6484,7 +6524,19 @@
         </w:numPr>
       </w:pPr>
       <w:r>
-        <w:t xml:space="preserve">Lehner PJ, Wang ECY, Moss PAH, et al. A class I MHC-restricted recall response to a viral peptide is highly polyclonal despite stringent CDR3 selection.</w:t>
+        <w:t xml:space="preserve">Naumov YN, Hogan KT, Naumova EN, Pagel JT, Gorski J. A class I MHC-restricted recall response to a viral peptide is highly polyclonal despite stringent CDR3 selection: implications for establishing memory T cell repertoires in</w:t>
+      </w:r>
+      <w:r>
+        <w:t xml:space="preserve"> </w:t>
+      </w:r>
+      <w:r>
+        <w:t xml:space="preserve">“real-world”</w:t>
+      </w:r>
+      <w:r>
+        <w:t xml:space="preserve"> </w:t>
+      </w:r>
+      <w:r>
+        <w:t xml:space="preserve">conditions.</w:t>
       </w:r>
       <w:r>
         <w:t xml:space="preserve"> </w:t>
@@ -6497,7 +6549,7 @@
         <w:t xml:space="preserve">J Immunol</w:t>
       </w:r>
       <w:r>
-        <w:t xml:space="preserve">. 1998. PMID 9510187.</w:t>
+        <w:t xml:space="preserve">. 1998;160(6):2842–2852. PMID 9510187.</w:t>
       </w:r>
     </w:p>
     <w:p>
@@ -6509,7 +6561,7 @@
         </w:numPr>
       </w:pPr>
       <w:r>
-        <w:t xml:space="preserve">Stewart-Jones GBE, McMichael AJ, Bell JI, Stuart DI, Jones EY. A structural basis for immunodominant human T cell receptor recognition.</w:t>
+        <w:t xml:space="preserve">Stewart-Jones GB, McMichael AJ, Bell JI, Stuart DI, Jones EY. A structural basis for immunodominant human T cell receptor recognition.</w:t>
       </w:r>
       <w:r>
         <w:t xml:space="preserve"> </w:t>
@@ -6534,7 +6586,7 @@
         </w:numPr>
       </w:pPr>
       <w:r>
-        <w:t xml:space="preserve">Dyrka W, Nebel JC, Kotulska M. Probabilistic grammatical model of protein language and its application to helix–helix contact site classification.</w:t>
+        <w:t xml:space="preserve">Dyrka W, Nebel JC, Kotulska M. Probabilistic grammatical model for helix–helix contact site classification.</w:t>
       </w:r>
       <w:r>
         <w:t xml:space="preserve"> </w:t>
@@ -6547,7 +6599,7 @@
         <w:t xml:space="preserve">Algorithms Mol Biol</w:t>
       </w:r>
       <w:r>
-        <w:t xml:space="preserve">. 2013;8:31. See also Dyrka W, Nebel JC. A stochastic context free grammar based framework for analysis of protein sequences.</w:t>
+        <w:t xml:space="preserve">. 2013;8(1):31. PMID 24350601. See also Dyrka W, Nebel JC. A stochastic context free grammar based framework for analysis of protein sequences.</w:t>
       </w:r>
       <w:r>
         <w:t xml:space="preserve"> </w:t>
@@ -6560,7 +6612,7 @@
         <w:t xml:space="preserve">BMC Bioinformatics</w:t>
       </w:r>
       <w:r>
-        <w:t xml:space="preserve">. 2009;10:323, and Dyrka W, Pyzik M, Coste F, Talibart H. Estimating probabilistic context-free grammars for proteins using contact map constraints.</w:t>
+        <w:t xml:space="preserve">. 2009;10:323. PMID 19814800; and Dyrka W, Pyzik M, Coste F, Talibart H. Estimating probabilistic context-free grammars for proteins using contact map constraints.</w:t>
       </w:r>
       <w:r>
         <w:t xml:space="preserve"> </w:t>
@@ -6573,7 +6625,7 @@
         <w:t xml:space="preserve">PeerJ</w:t>
       </w:r>
       <w:r>
-        <w:t xml:space="preserve">. 2019;7:e6559.</w:t>
+        <w:t xml:space="preserve">. 2019;7:e6559. PMID 30918754.</w:t>
       </w:r>
     </w:p>
     <w:p>
@@ -6772,7 +6824,7 @@
         <w:t xml:space="preserve">eLife</w:t>
       </w:r>
       <w:r>
-        <w:t xml:space="preserve">. 2024;12:RP93934. doi:10.7554/eLife.93934. (NetTCR-2.2; code</w:t>
+        <w:t xml:space="preserve">. 2024;12:RP93934. doi:10.7554/eLife.93934. PMID 38437160. (NetTCR-2.2; code</w:t>
       </w:r>
       <w:r>
         <w:t xml:space="preserve"> </w:t>
@@ -6809,7 +6861,57 @@
         <w:t xml:space="preserve">Front Immunol</w:t>
       </w:r>
       <w:r>
-        <w:t xml:space="preserve">. 2022;13:1055151. doi:10.3389/fimmu.2022.1055151.</w:t>
+        <w:t xml:space="preserve">. 2022;13:1055151. doi:10.3389/fimmu.2022.1055151. PMID 36561755.</w:t>
+      </w:r>
+    </w:p>
+    <w:p>
+      <w:pPr>
+        <w:pStyle w:val="Compact"/>
+        <w:numPr>
+          <w:ilvl w:val="0"/>
+          <w:numId w:val="1001"/>
+        </w:numPr>
+      </w:pPr>
+      <w:r>
+        <w:t xml:space="preserve">Lehner PJ, Wang EC, Moss PA, et al. Human HLA-A0201-restricted cytotoxic T lymphocyte recognition of influenza A is dominated by T cells bearing the Vβ17 gene segment.</w:t>
+      </w:r>
+      <w:r>
+        <w:t xml:space="preserve"> </w:t>
+      </w:r>
+      <w:r>
+        <w:rPr>
+          <w:i/>
+          <w:iCs/>
+        </w:rPr>
+        <w:t xml:space="preserve">J Exp Med</w:t>
+      </w:r>
+      <w:r>
+        <w:t xml:space="preserve">. 1995;181(1):79–91. PMID 7807026.</w:t>
+      </w:r>
+    </w:p>
+    <w:p>
+      <w:pPr>
+        <w:pStyle w:val="Compact"/>
+        <w:numPr>
+          <w:ilvl w:val="0"/>
+          <w:numId w:val="1001"/>
+        </w:numPr>
+      </w:pPr>
+      <w:r>
+        <w:t xml:space="preserve">Moss PA, Moots RJ, Rosenberg WM, et al. Extensive conservation of α and β chains of the human T-cell antigen receptor recognizing HLA-A2 and influenza A matrix peptide.</w:t>
+      </w:r>
+      <w:r>
+        <w:t xml:space="preserve"> </w:t>
+      </w:r>
+      <w:r>
+        <w:rPr>
+          <w:i/>
+          <w:iCs/>
+        </w:rPr>
+        <w:t xml:space="preserve">Proc Natl Acad Sci USA</w:t>
+      </w:r>
+      <w:r>
+        <w:t xml:space="preserve">. 1991;88(20):8987–8990. PMID 1833769.</w:t>
       </w:r>
     </w:p>
     <w:bookmarkEnd w:id="62"/>

--- a/paper/TCR_Manuscript_V3.docx
+++ b/paper/TCR_Manuscript_V3.docx
@@ -128,7 +128,7 @@
         <w:t xml:space="preserve"> </w:t>
       </w:r>
       <w:r>
-        <w:t xml:space="preserve">Current T-cell receptor (TCR) specificity predictors perform reasonably on epitopes represented during training but fail to generalize to previously unseen epitopes [4–7]. One proposed explanation is that existing receptor representations ignore biologically meaningful organization created during V(D)J recombination [1,2]. We tested that prediction.</w:t>
+        <w:t xml:space="preserve">Current T-cell receptor (TCR) specificity predictors perform reasonably on epitopes represented during training but fail to generalize to previously unseen epitopes [4–6]. One proposed explanation is that existing receptor representations ignore biologically meaningful organization created during V(D)J recombination [1,2]. We tested that prediction.</w:t>
       </w:r>
     </w:p>
     <w:p>
@@ -182,7 +182,7 @@
         <w:t xml:space="preserve"> </w:t>
       </w:r>
       <w:r>
-        <w:t xml:space="preserve">On the official IMMREP23 challenge data [13] scored with the official Macro AUC0.1 metric, all conclusions replicate: morphological tokenization beats raw 3-mers (+0.0375 on seen peptides, CI [+0.0086, +0.0677]) but not V/J identity alone (+0.0091, CI [−0.0166, +0.0338]), and on the seven test peptides absent from training no method exceeds 0.52. A TCRdist-style baseline using all six CDR loops of both chains outperforms our morphological model (0.6281 vs 0.5893 overall), indicating that breadth of receptor coverage matters more than depth of morphological analysis. NetTCR-2.2 [19], a published convolutional architecture over all six loops, retrained on the identical training split, reaches 0.6003 on seen peptides and 0.4868 on unseen peptides — statistically indistinguishable from raw CDR3β 3-mers (+0.0004, CI [−0.0425, +0.0339]) and below the TCRdist-style baseline (−0.0675, CI [−0.1164, −0.0272]), confirming that the failure on unseen peptides is not an artifact of our linear model class.</w:t>
+        <w:t xml:space="preserve">On the official IMMREP23 challenge data [12] scored with the official Macro AUC0.1 metric, all conclusions replicate: morphological tokenization beats raw 3-mers (+0.0375 on seen peptides, CI [+0.0086, +0.0677]) but not V/J identity alone (+0.0091, CI [−0.0166, +0.0338]), and on the seven test peptides absent from training no method exceeds 0.52. A TCRdist-style baseline using all six CDR loops of both chains outperforms our morphological model (0.6281 vs 0.5893 overall), indicating that breadth of receptor coverage matters more than depth of morphological analysis. NetTCR-2.2 [18], a published convolutional architecture over all six loops, retrained on the identical training split, reaches 0.6003 on seen peptides and 0.4868 on unseen peptides — statistically indistinguishable from raw CDR3β 3-mers (+0.0004, CI [−0.0425, +0.0339]) and below the TCRdist-style baseline (−0.0675, CI [−0.1164, −0.0272]), confirming that the failure on unseen peptides is not an artifact of our linear model class.</w:t>
       </w:r>
     </w:p>
     <w:p>
@@ -287,7 +287,7 @@
         <w:pStyle w:val="BodyText"/>
       </w:pPr>
       <w:r>
-        <w:t xml:space="preserve">Recent community benchmarks consistently show that current predictors perform reasonably on epitopes represented during training but fail to generalize to previously unseen epitopes [4–7]. A benchmark of 50 published models across 21 datasets reported that methods incorporating features beyond CDR3β outperform CDR3β-only models on represented epitopes, yet all struggle on unseen ones [5]; an independent evaluation of 21 predictors reached the same conclusion for infrequently observed epitopes [6]. Proposed explanations include shortcut learning, where models rely on V-gene identity, CDR3 length, or peptide frequency rather than receptor–antigen recognition [8].</w:t>
+        <w:t xml:space="preserve">Recent community benchmarks consistently show that current predictors perform reasonably on epitopes represented during training but fail to generalize to previously unseen epitopes [4–6]. A benchmark of 50 published models across 21 datasets reported that methods incorporating features beyond CDR3β outperform CDR3β-only models on represented epitopes, yet all struggle on unseen ones [4]; an independent evaluation of 21 predictors reached the same conclusion for infrequently observed epitopes [5]. Proposed explanations include shortcut learning, where models rely on V-gene identity, CDR3 length, or peptide frequency rather than receptor–antigen recognition [7].</w:t>
       </w:r>
     </w:p>
     <w:p>
@@ -351,7 +351,7 @@
         <w:pStyle w:val="FirstParagraph"/>
       </w:pPr>
       <w:r>
-        <w:t xml:space="preserve">We used VDJdb [17,18] (accessed 2026-07-27), comprising 203,308 records. We retained human TCRβ entries with a CDR3β sequence, resolved V and J gene assignments, an annotated epitope, and only canonical amino acids, yielding 157,206 records. VDJdb reports the same clonotype from multiple studies; counting records inflates every downstream frequency. We collapsed to unique (CDR3, V, J, epitope) tuples, giving</w:t>
+        <w:t xml:space="preserve">We used VDJdb [16,17] (accessed 2026-07-27), comprising 203,308 records. We retained human TCRβ entries with a CDR3β sequence, resolved V and J gene assignments, an annotated epitope, and only canonical amino acids, yielding 157,206 records. VDJdb reports the same clonotype from multiple studies; counting records inflates every downstream frequency. We collapsed to unique (CDR3, V, J, epitope) tuples, giving</w:t>
       </w:r>
       <w:r>
         <w:t xml:space="preserve"> </w:t>
@@ -385,7 +385,7 @@
         <w:pStyle w:val="FirstParagraph"/>
       </w:pPr>
       <w:r>
-        <w:t xml:space="preserve">Rather than hand-typing germline CDR3 contributions, or deriving them from reference-based annotation tools such as Stitchr [15] and ANARCI [16], we derived them from data. For each V segment with at least 20 clonotypes, we computed the modal residue and its frequency at successive positions from the 5′ end, extending the anchor while modal frequency remained ≥0.80, capped at 8 residues; the procedure was mirrored from the 3′ end for J segments. Germline-encoded positions are near-invariant across clonotypes while junctional positions are not, producing a sharp frequency drop at the boundary.</w:t>
+        <w:t xml:space="preserve">Rather than hand-typing germline CDR3 contributions, or deriving them from reference-based annotation tools such as Stitchr [14] and ANARCI [15], we derived them from data. For each V segment with at least 20 clonotypes, we computed the modal residue and its frequency at successive positions from the 5′ end, extending the anchor while modal frequency remained ≥0.80, capped at 8 residues; the procedure was mirrored from the 3′ end for J segments. Germline-encoded positions are near-invariant across clonotypes while junctional positions are not, producing a sharp frequency drop at the boundary.</w:t>
       </w:r>
     </w:p>
     <w:p>
@@ -610,7 +610,7 @@
         <w:t xml:space="preserve"> </w:t>
       </w:r>
       <w:r>
-        <w:t xml:space="preserve">the comparison on the official IMMREP23 challenge dataset [13]. We used the released</w:t>
+        <w:t xml:space="preserve">the comparison on the official IMMREP23 challenge dataset [12]. We used the released</w:t>
       </w:r>
       <w:r>
         <w:t xml:space="preserve"> </w:t>
@@ -721,7 +721,7 @@
         <w:t xml:space="preserve"> </w:t>
       </w:r>
       <w:r>
-        <w:t xml:space="preserve">binders of the query peptide, as used as an IMMREP baseline [19], and</w:t>
+        <w:t xml:space="preserve">binders of the query peptide, as used as an IMMREP baseline [18], and</w:t>
       </w:r>
       <w:r>
         <w:t xml:space="preserve"> </w:t>
@@ -743,7 +743,7 @@
         <w:t xml:space="preserve"> </w:t>
       </w:r>
       <w:r>
-        <w:t xml:space="preserve">threefold [14]. Learned arms used L2-regularised logistic regression over hashed</w:t>
+        <w:t xml:space="preserve">threefold [13]. Learned arms used L2-regularised logistic regression over hashed</w:t>
       </w:r>
       <w:r>
         <w:t xml:space="preserve"> </w:t>
@@ -793,7 +793,7 @@
         <w:t xml:space="preserve"> </w:t>
       </w:r>
       <w:r>
-        <w:t xml:space="preserve">NetTCR-2.2 [19] — a convolutional network over all six CDR loops of both chains,</w:t>
+        <w:t xml:space="preserve">NetTCR-2.2 [18] — a convolutional network over all six CDR loops of both chains,</w:t>
       </w:r>
       <w:r>
         <w:t xml:space="preserve"> </w:t>
@@ -891,7 +891,7 @@
         <w:t xml:space="preserve"> </w:t>
       </w:r>
       <w:r>
-        <w:t xml:space="preserve">released models are moreover peptide-specific [20], covering six peptides, none</w:t>
+        <w:t xml:space="preserve">released models are moreover peptide-specific [19], covering six peptides, none</w:t>
       </w:r>
       <w:r>
         <w:t xml:space="preserve"> </w:t>
@@ -927,7 +927,7 @@
         <w:t xml:space="preserve"> </w:t>
       </w:r>
       <w:r>
-        <w:t xml:space="preserve">often blame for unstable TCR-specificity results [5,13], we retrained under four</w:t>
+        <w:t xml:space="preserve">often blame for unstable TCR-specificity results [4,12], we retrained under four</w:t>
       </w:r>
       <w:r>
         <w:t xml:space="preserve"> </w:t>
@@ -1455,7 +1455,7 @@
         <w:t xml:space="preserve"> </w:t>
       </w:r>
       <w:r>
-        <w:t xml:space="preserve">(TRBV19 in current nomenclature) with a conserved CDR3β motif [21,22], and shown</w:t>
+        <w:t xml:space="preserve">(TRBV19 in current nomenclature) with a conserved CDR3β motif [20,21], and shown</w:t>
       </w:r>
       <w:r>
         <w:t xml:space="preserve"> </w:t>
@@ -1489,7 +1489,7 @@
         <w:t xml:space="preserve"> </w:t>
       </w:r>
       <w:r>
-        <w:t xml:space="preserve">clonotype frequencies [10]. The structural basis followed in 2003 [11]. The 41.0%</w:t>
+        <w:t xml:space="preserve">clonotype frequencies [9]. The structural basis followed in 2003 [10]. The 41.0%</w:t>
       </w:r>
       <w:r>
         <w:t xml:space="preserve"> </w:t>
@@ -1672,7 +1672,7 @@
         <w:t xml:space="preserve"> </w:t>
       </w:r>
       <w:r>
-        <w:t xml:space="preserve">— null. Baseline collapse from 0.66 to 0.51 reproduces the field-wide pattern [5,6]; the addition here is a positive control demonstrating the same pipeline attains 0.71 when the epitope is known, which licenses interpreting the unseen result as generalization failure rather than pipeline failure.</w:t>
+        <w:t xml:space="preserve">— null. Baseline collapse from 0.66 to 0.51 reproduces the field-wide pattern [4,5]; the addition here is a positive control demonstrating the same pipeline attains 0.71 when the epitope is known, which licenses interpreting the unseen result as generalization failure rather than pipeline failure.</w:t>
       </w:r>
     </w:p>
     <w:p>
@@ -1722,7 +1722,7 @@
         <w:pStyle w:val="BodyText"/>
       </w:pPr>
       <w:r>
-        <w:t xml:space="preserve">These results are consistent with previous reports that V- and J-gene identity accounts for much of the apparent predictive signal in TCR specificity models [8,9].</w:t>
+        <w:t xml:space="preserve">These results are consistent with previous reports that V- and J-gene identity accounts for much of the apparent predictive signal in TCR specificity models [7,8].</w:t>
       </w:r>
     </w:p>
     <w:bookmarkEnd w:id="26"/>
@@ -1854,7 +1854,7 @@
         <w:pStyle w:val="BodyText"/>
       </w:pPr>
       <w:r>
-        <w:t xml:space="preserve">A published deep architecture behaves the same way. NetTCR-2.2 [19], retrained on</w:t>
+        <w:t xml:space="preserve">A published deep architecture behaves the same way. NetTCR-2.2 [18], retrained on</w:t>
       </w:r>
       <w:r>
         <w:t xml:space="preserve"> </w:t>
@@ -2361,7 +2361,7 @@
         <w:t xml:space="preserve"> </w:t>
       </w:r>
       <w:r>
-        <w:t xml:space="preserve">The primary learned models use hashed feature crosses with logistic regression. This design isolates representation quality but cannot represent all higher-order interactions, and the null result should not be generalized to every possible model class. The retrained NetTCR-2.2 comparison (§2.7, §3.6) addresses this concern for one published deep architecture but not for all; protein-language-model embeddings were not run, and richer grammatical formalisms — probabilistic context-free grammars over CDR3 of the kind applied to protein sequence analysis [12], or neural architectures with explicit morphological inductive bias — remain untested. Our TCRbase-style and TCRdist-style implementations serve as calibration rather than authoritative reproductions of those methods.</w:t>
+        <w:t xml:space="preserve">The primary learned models use hashed feature crosses with logistic regression. This design isolates representation quality but cannot represent all higher-order interactions, and the null result should not be generalized to every possible model class. The retrained NetTCR-2.2 comparison (§2.7, §3.6) addresses this concern for one published deep architecture but not for all; protein-language-model embeddings were not run, and richer grammatical formalisms — probabilistic context-free grammars over CDR3 of the kind applied to protein sequence analysis [11], or neural architectures with explicit morphological inductive bias — remain untested. Our TCRbase-style and TCRdist-style implementations serve as calibration rather than authoritative reproductions of those methods.</w:t>
       </w:r>
     </w:p>
     <w:p>
@@ -6402,18 +6402,6 @@
       </w:r>
       <w:r>
         <w:t xml:space="preserve">. 2023;14(4):273–284.e5. PMID 37001518.</w:t>
-      </w:r>
-    </w:p>
-    <w:p>
-      <w:pPr>
-        <w:pStyle w:val="Compact"/>
-        <w:numPr>
-          <w:ilvl w:val="0"/>
-          <w:numId w:val="1001"/>
-        </w:numPr>
-      </w:pPr>
-      <w:r>
-        <w:t xml:space="preserve">IMMREP25: Unseen Peptides. Community benchmark report, 2026. 126 named submissions predicting the specificity of 1,000 TCRs against twenty unseen peptides restricted by HLA-A*02:01 or HLA-B*40:01.</w:t>
       </w:r>
     </w:p>
     <w:p>

--- a/paper/TCR_Manuscript_V3.docx
+++ b/paper/TCR_Manuscript_V3.docx
@@ -1443,25 +1443,43 @@
         <w:pStyle w:val="BodyText"/>
       </w:pPr>
       <w:r>
-        <w:t xml:space="preserve">This reproduces results first reported three decades ago. The HLA-A2-restricted</w:t>
-      </w:r>
-      <w:r>
-        <w:t xml:space="preserve"> </w:t>
-      </w:r>
-      <w:r>
-        <w:t xml:space="preserve">influenza M1 response was shown to be dominated by TCRs bearing the BV17 family</w:t>
-      </w:r>
-      <w:r>
-        <w:t xml:space="preserve"> </w:t>
-      </w:r>
-      <w:r>
-        <w:t xml:space="preserve">(TRBV19 in current nomenclature) with a conserved CDR3β motif [20,21], and shown</w:t>
-      </w:r>
-      <w:r>
-        <w:t xml:space="preserve"> </w:t>
-      </w:r>
-      <w:r>
-        <w:t xml:space="preserve">in 1998 to be highly polyclonal</w:t>
+        <w:t xml:space="preserve">This reproduces observations first reported in the 1990s. Lehner et al. found the</w:t>
+      </w:r>
+      <w:r>
+        <w:t xml:space="preserve"> </w:t>
+      </w:r>
+      <w:r>
+        <w:t xml:space="preserve">HLA-A0201-restricted M58–66 response to be dominated by TCRs bearing Vβ17 —</w:t>
+      </w:r>
+      <w:r>
+        <w:t xml:space="preserve"> </w:t>
+      </w:r>
+      <w:r>
+        <w:t xml:space="preserve">TRBV19 in current nomenclature — accounting for up to 85% of peptide-specific</w:t>
+      </w:r>
+      <w:r>
+        <w:t xml:space="preserve"> </w:t>
+      </w:r>
+      <w:r>
+        <w:t xml:space="preserve">CTL, with extensive CDR3β conservation including a conserved arginine–serine</w:t>
+      </w:r>
+      <w:r>
+        <w:t xml:space="preserve"> </w:t>
+      </w:r>
+      <w:r>
+        <w:t xml:space="preserve">motif [20]; conserved junctional sequences in this response had been noted</w:t>
+      </w:r>
+      <w:r>
+        <w:t xml:space="preserve"> </w:t>
+      </w:r>
+      <w:r>
+        <w:t xml:space="preserve">earlier [21]. Naumov et al. subsequently showed the response to be highly</w:t>
+      </w:r>
+      <w:r>
+        <w:t xml:space="preserve"> </w:t>
+      </w:r>
+      <w:r>
+        <w:t xml:space="preserve">polyclonal</w:t>
       </w:r>
       <w:r>
         <w:t xml:space="preserve"> </w:t>
@@ -1477,25 +1495,25 @@
         <w:t xml:space="preserve"> </w:t>
       </w:r>
       <w:r>
-        <w:t xml:space="preserve">that constraint: 95 distinct CDR3β</w:t>
-      </w:r>
-      <w:r>
-        <w:t xml:space="preserve"> </w:t>
-      </w:r>
-      <w:r>
-        <w:t xml:space="preserve">clonotypes carrying the I/sRS(A)/S motif, with a power-law distribution of</w:t>
-      </w:r>
-      <w:r>
-        <w:t xml:space="preserve"> </w:t>
-      </w:r>
-      <w:r>
-        <w:t xml:space="preserve">clonotype frequencies [9]. The structural basis followed in 2003 [10]. The 41.0%</w:t>
-      </w:r>
-      <w:r>
-        <w:t xml:space="preserve"> </w:t>
-      </w:r>
-      <w:r>
-        <w:t xml:space="preserve">TRBV19 usage and the</w:t>
+        <w:t xml:space="preserve">that constraint, identifying 95 distinct CDR3β clonotypes</w:t>
+      </w:r>
+      <w:r>
+        <w:t xml:space="preserve"> </w:t>
+      </w:r>
+      <w:r>
+        <w:t xml:space="preserve">carrying the motif they denote I/sRS(A)/S, with a power-law distribution of</w:t>
+      </w:r>
+      <w:r>
+        <w:t xml:space="preserve"> </w:t>
+      </w:r>
+      <w:r>
+        <w:t xml:space="preserve">clonotype frequencies [9]. The structural basis followed in 2003 [10]. Our</w:t>
+      </w:r>
+      <w:r>
+        <w:t xml:space="preserve"> </w:t>
+      </w:r>
+      <w:r>
+        <w:t xml:space="preserve">decomposition recovers both features: the TRBV19 preference and the</w:t>
       </w:r>
       <w:r>
         <w:t xml:space="preserve"> </w:t>
@@ -1510,43 +1528,55 @@
         <w:t xml:space="preserve"> </w:t>
       </w:r>
       <w:r>
-        <w:t xml:space="preserve">core we measure correspond directly to the first</w:t>
-      </w:r>
-      <w:r>
-        <w:t xml:space="preserve"> </w:t>
-      </w:r>
-      <w:r>
-        <w:t xml:space="preserve">observation, and the distributed-family character we recover after deduplication</w:t>
-      </w:r>
-      <w:r>
-        <w:t xml:space="preserve"> </w:t>
-      </w:r>
-      <w:r>
-        <w:t xml:space="preserve">— no N-region exceeding nine clonotypes — corresponds to the second. We present</w:t>
-      </w:r>
-      <w:r>
-        <w:t xml:space="preserve"> </w:t>
-      </w:r>
-      <w:r>
-        <w:t xml:space="preserve">this as pipeline validation, not as a finding: recovering a result of that age</w:t>
-      </w:r>
-      <w:r>
-        <w:t xml:space="preserve"> </w:t>
-      </w:r>
-      <w:r>
-        <w:t xml:space="preserve">from first principles is evidence the decomposition tracks real biology, and the</w:t>
-      </w:r>
-      <w:r>
-        <w:t xml:space="preserve"> </w:t>
-      </w:r>
-      <w:r>
-        <w:t xml:space="preserve">fact that raw row counts would have obscured the polyclonality that the 1998</w:t>
-      </w:r>
-      <w:r>
-        <w:t xml:space="preserve"> </w:t>
-      </w:r>
-      <w:r>
-        <w:t xml:space="preserve">study emphasized is a further argument for clonotype-level counting.</w:t>
+        <w:t xml:space="preserve">core</w:t>
+      </w:r>
+      <w:r>
+        <w:t xml:space="preserve"> </w:t>
+      </w:r>
+      <w:r>
+        <w:t xml:space="preserve">reproduce the first, and the distributed-family character we find after</w:t>
+      </w:r>
+      <w:r>
+        <w:t xml:space="preserve"> </w:t>
+      </w:r>
+      <w:r>
+        <w:t xml:space="preserve">deduplication — no N-region exceeding nine clonotypes — reproduces the second.</w:t>
+      </w:r>
+      <w:r>
+        <w:t xml:space="preserve"> </w:t>
+      </w:r>
+      <w:r>
+        <w:t xml:space="preserve">The percentages are not directly comparable, since Lehner et al. report the Vβ17</w:t>
+      </w:r>
+      <w:r>
+        <w:t xml:space="preserve"> </w:t>
+      </w:r>
+      <w:r>
+        <w:t xml:space="preserve">share of peptide-specific cells within CTL lines whereas we report the TRBV19</w:t>
+      </w:r>
+      <w:r>
+        <w:t xml:space="preserve"> </w:t>
+      </w:r>
+      <w:r>
+        <w:t xml:space="preserve">share of distinct clonotypes pooled across 28 studies. We present this as</w:t>
+      </w:r>
+      <w:r>
+        <w:t xml:space="preserve"> </w:t>
+      </w:r>
+      <w:r>
+        <w:t xml:space="preserve">pipeline validation, not as a finding. It also sharpens the counting point:</w:t>
+      </w:r>
+      <w:r>
+        <w:t xml:space="preserve"> </w:t>
+      </w:r>
+      <w:r>
+        <w:t xml:space="preserve">row-level counts would have concealed exactly the polyclonality the 1998 study</w:t>
+      </w:r>
+      <w:r>
+        <w:t xml:space="preserve"> </w:t>
+      </w:r>
+      <w:r>
+        <w:t xml:space="preserve">emphasized.</w:t>
       </w:r>
     </w:p>
     <w:bookmarkEnd w:id="23"/>

--- a/paper/TCR_Manuscript_V3.docx
+++ b/paper/TCR_Manuscript_V3.docx
@@ -715,7 +715,7 @@
         <w:t xml:space="preserve"> </w:t>
       </w:r>
       <w:r>
-        <w:t xml:space="preserve">nearest-neighbour similarity of CDR3β to the known</w:t>
+        <w:t xml:space="preserve">nearest-neighbor similarity of CDR3β to the known</w:t>
       </w:r>
       <w:r>
         <w:t xml:space="preserve"> </w:t>
@@ -737,13 +737,13 @@
         <w:t xml:space="preserve"> </w:t>
       </w:r>
       <w:r>
-        <w:t xml:space="preserve">nearest-neighbour over all six CDR loops with CDR3 weighted</w:t>
-      </w:r>
-      <w:r>
-        <w:t xml:space="preserve"> </w:t>
-      </w:r>
-      <w:r>
-        <w:t xml:space="preserve">threefold [13]. Learned arms used L2-regularised logistic regression over hashed</w:t>
+        <w:t xml:space="preserve">nearest-neighbor over all six CDR loops with CDR3 weighted</w:t>
+      </w:r>
+      <w:r>
+        <w:t xml:space="preserve"> </w:t>
+      </w:r>
+      <w:r>
+        <w:t xml:space="preserve">threefold [13]. Learned arms used L2-regularized logistic regression over hashed</w:t>
       </w:r>
       <w:r>
         <w:t xml:space="preserve"> </w:t>
@@ -1852,7 +1852,7 @@
         <w:t xml:space="preserve"> </w:t>
       </w:r>
       <w:r>
-        <w:t xml:space="preserve">model (0.5893 and 0.6378). Both nearest-neighbour baselines scored exactly 0.5000</w:t>
+        <w:t xml:space="preserve">model (0.5893 and 0.6378). Both nearest-neighbor baselines scored exactly 0.5000</w:t>
       </w:r>
       <w:r>
         <w:t xml:space="preserve"> </w:t>
@@ -1864,7 +1864,7 @@
         <w:t xml:space="preserve"> </w:t>
       </w:r>
       <w:r>
-        <w:t xml:space="preserve">training and the methods emit a constant score; nearest-neighbour approaches are</w:t>
+        <w:t xml:space="preserve">training and the methods emit a constant score; nearest-neighbor approaches are</w:t>
       </w:r>
       <w:r>
         <w:t xml:space="preserve"> </w:t>
@@ -2512,7 +2512,7 @@
         <w:t xml:space="preserve">https://github.com/justin-barton/IMMREP23</w:t>
       </w:r>
       <w:r>
-        <w:t xml:space="preserve">. NetTCR-2.2 is third-party software under its own academic licence and is obtained separately from</w:t>
+        <w:t xml:space="preserve">. NetTCR-2.2 is third-party software under its own academic license and is obtained separately from</w:t>
       </w:r>
       <w:r>
         <w:t xml:space="preserve"> </w:t>

--- a/paper/TCR_Manuscript_V3.docx
+++ b/paper/TCR_Manuscript_V3.docx
@@ -2391,7 +2391,23 @@
         <w:t xml:space="preserve"> </w:t>
       </w:r>
       <w:r>
-        <w:t xml:space="preserve">The primary learned models use hashed feature crosses with logistic regression. This design isolates representation quality but cannot represent all higher-order interactions, and the null result should not be generalized to every possible model class. The retrained NetTCR-2.2 comparison (§2.7, §3.6) addresses this concern for one published deep architecture but not for all; protein-language-model embeddings were not run, and richer grammatical formalisms — probabilistic context-free grammars over CDR3 of the kind applied to protein sequence analysis [11], or neural architectures with explicit morphological inductive bias — remain untested. Our TCRbase-style and TCRdist-style implementations serve as calibration rather than authoritative reproductions of those methods.</w:t>
+        <w:t xml:space="preserve">The primary learned models use hashed feature crosses with logistic regression. This design isolates representation quality but cannot represent all higher-order interactions, and the null result should not be generalized to every possible model class. The retrained NetTCR-2.2 comparison (§2.7, §3.6) addresses this concern for one published deep architecture but not for all.</w:t>
+      </w:r>
+    </w:p>
+    <w:p>
+      <w:pPr>
+        <w:pStyle w:val="BodyText"/>
+      </w:pPr>
+      <w:r>
+        <w:t xml:space="preserve">Two method classes that explicitly claim the capability we find absent were not evaluated here, and we state the omission plainly rather than leaving it implicit. TULIP is an unsupervised transformer over paired peptide and receptor sequences that reports generalization to unseen epitopes without requiring negative examples [22]; because it dispenses with the negative-generation step that defines our training protocol, scoring it on our arms’ training split would not hold the learning problem fixed, and a fair comparison requires its own harness. TCRen scores receptor–epitope compatibility from residue-contact statistics on modelled structures and reports recognition of unseen epitopes [23]; it requires structural models for each pair, which our sequence-only pipeline does not produce. Our claim is therefore specific: within the class of models trained on re-paired sequence data under the IMMREP23 protocol, including a published convolutional architecture, no arm we evaluated exceeds 0.52 Macro AUC0.1 on unseen peptides. Whether unsupervised or structure-based approaches escape that ceiling is an open question our data do not address, and it is the comparison we would prioritize next.</w:t>
+      </w:r>
+    </w:p>
+    <w:p>
+      <w:pPr>
+        <w:pStyle w:val="BodyText"/>
+      </w:pPr>
+      <w:r>
+        <w:t xml:space="preserve">Protein-language-model embeddings were likewise not run, and richer grammatical formalisms — probabilistic context-free grammars over CDR3 of the kind applied to protein sequence analysis [11], or neural architectures with explicit morphological inductive bias — remain untested. Our TCRbase-style and TCRdist-style implementations serve as calibration rather than authoritative reproductions of those methods.</w:t>
       </w:r>
     </w:p>
     <w:p>
@@ -6930,6 +6946,56 @@
       </w:r>
       <w:r>
         <w:t xml:space="preserve">. 1991;88(20):8987–8990. PMID 1833769.</w:t>
+      </w:r>
+    </w:p>
+    <w:p>
+      <w:pPr>
+        <w:pStyle w:val="Compact"/>
+        <w:numPr>
+          <w:ilvl w:val="0"/>
+          <w:numId w:val="1001"/>
+        </w:numPr>
+      </w:pPr>
+      <w:r>
+        <w:t xml:space="preserve">Meynard-Piganeau B, Feinauer C, Weigt M, Walczak AM, Mora T. TULIP: a transformer-based unsupervised language model for interacting peptides and T cell receptors that generalizes to unseen epitopes.</w:t>
+      </w:r>
+      <w:r>
+        <w:t xml:space="preserve"> </w:t>
+      </w:r>
+      <w:r>
+        <w:rPr>
+          <w:i/>
+          <w:iCs/>
+        </w:rPr>
+        <w:t xml:space="preserve">Proc Natl Acad Sci USA</w:t>
+      </w:r>
+      <w:r>
+        <w:t xml:space="preserve">. 2024;121(24):e2316401121. PMID 38838016.</w:t>
+      </w:r>
+    </w:p>
+    <w:p>
+      <w:pPr>
+        <w:pStyle w:val="Compact"/>
+        <w:numPr>
+          <w:ilvl w:val="0"/>
+          <w:numId w:val="1001"/>
+        </w:numPr>
+      </w:pPr>
+      <w:r>
+        <w:t xml:space="preserve">Karnaukhov VK, Shcherbinin DS, Chugunov AO, Chudakov DM, Efremov RG, Zvyagin IV, Shugay M. Structure-based prediction of T cell receptor recognition of unseen epitopes using TCRen.</w:t>
+      </w:r>
+      <w:r>
+        <w:t xml:space="preserve"> </w:t>
+      </w:r>
+      <w:r>
+        <w:rPr>
+          <w:i/>
+          <w:iCs/>
+        </w:rPr>
+        <w:t xml:space="preserve">Nat Comput Sci</w:t>
+      </w:r>
+      <w:r>
+        <w:t xml:space="preserve">. 2024;4(7):510–521. PMID 38987378.</w:t>
       </w:r>
     </w:p>
     <w:bookmarkEnd w:id="62"/>

--- a/paper/TCR_Manuscript_V3.docx
+++ b/paper/TCR_Manuscript_V3.docx
@@ -164,7 +164,7 @@
         <w:t xml:space="preserve"> </w:t>
       </w:r>
       <w:r>
-        <w:t xml:space="preserve">N-regions carry substantial order-dependent structure. A flat bigram model separates real from order-shuffled N-regions at AUC 0.6149; conditioning on the (V,J) pair raises this to 0.7162, a gain of +0.1013 (95% bootstrap CI [+0.0995, +0.1031]) that is not attributable to model capacity, since randomizing the conditioning labels removes it entirely (−0.0035). On seen epitopes, morphological tokenization outperforms raw 3-mers (0.7135 ± 0.0017 vs 0.6589 ± 0.0063). However, V and J gene identity alone reaches 0.7089 ± 0.0017, leaving approximately +0.005 attributable to junctional sequence. On unseen epitopes, all arms perform at chance and the morphological advantage disappears (+0.0046 ± 0.0104, pooled 95% CI [−0.0084, +0.0175]).</w:t>
+        <w:t xml:space="preserve">N-regions carry substantial order-dependent structure. A flat bigram model separates real from order-shuffled N-regions at AUC 0.6149; conditioning on the (V,J) pair raises this to 0.7162, a gain of +0.1013 (95% bootstrap CI [+0.0995, +0.1031]) that is not attributable to model capacity, since randomizing the conditioning labels removes it entirely (−0.0035). A boundary-trim control locates most of that gain at the germline boundaries rather than in the junctional interior: removing one residue from each N-region end reduces it to +0.0392 (CI [+0.0377, +0.0411]), and at matched information loss the position of the trimmed residues, not the amount, drives the difference. Germline-conditioned interior organization is therefore real but roughly a third of the raw figure. On seen epitopes, morphological tokenization outperforms raw 3-mers (0.7135 ± 0.0017 vs 0.6589 ± 0.0063). However, V and J gene identity alone reaches 0.7089 ± 0.0017, leaving approximately +0.005 attributable to junctional sequence. On unseen epitopes, all arms perform at chance and the morphological advantage disappears (+0.0046 ± 0.0104, pooled 95% CI [−0.0084, +0.0175]).</w:t>
       </w:r>
     </w:p>
     <w:p>
@@ -547,6 +547,131 @@
         <w:t xml:space="preserve">: an identical conditioned model trained after randomly permuting (V,J) labels across clonotypes. If the conditioned model’s advantage were capacity, this control would reproduce it.</w:t>
       </w:r>
     </w:p>
+    <w:p>
+      <w:pPr>
+        <w:pStyle w:val="BodyText"/>
+      </w:pPr>
+      <w:r>
+        <w:t xml:space="preserve">The permuted-label control cannot, however, separate junctional structure from</w:t>
+      </w:r>
+      <w:r>
+        <w:t xml:space="preserve"> </w:t>
+      </w:r>
+      <w:r>
+        <w:t xml:space="preserve">residual germline sequence. Empirical anchors stop extending when modal residue</w:t>
+      </w:r>
+      <w:r>
+        <w:t xml:space="preserve"> </w:t>
+      </w:r>
+      <w:r>
+        <w:t xml:space="preserve">frequency falls below 0.80 (§2.2), so where a segment’s germline contribution</w:t>
+      </w:r>
+      <w:r>
+        <w:t xml:space="preserve"> </w:t>
+      </w:r>
+      <w:r>
+        <w:t xml:space="preserve">runs longer than its derived anchor, germline residues remain at the edge of what</w:t>
+      </w:r>
+      <w:r>
+        <w:t xml:space="preserve"> </w:t>
+      </w:r>
+      <w:r>
+        <w:t xml:space="preserve">we treat as the N-region — and those residues are predictable from segment</w:t>
+      </w:r>
+      <w:r>
+        <w:t xml:space="preserve"> </w:t>
+      </w:r>
+      <w:r>
+        <w:t xml:space="preserve">identity, which would inflate the conditioned model without any junctional</w:t>
+      </w:r>
+      <w:r>
+        <w:t xml:space="preserve"> </w:t>
+      </w:r>
+      <w:r>
+        <w:t xml:space="preserve">grammar being involved. Permuting the labels destroys that leakage along with the</w:t>
+      </w:r>
+      <w:r>
+        <w:t xml:space="preserve"> </w:t>
+      </w:r>
+      <w:r>
+        <w:t xml:space="preserve">signal, so it leaves the question open.</w:t>
+      </w:r>
+    </w:p>
+    <w:p>
+      <w:pPr>
+        <w:pStyle w:val="BodyText"/>
+      </w:pPr>
+      <w:r>
+        <w:t xml:space="preserve">We therefore added a</w:t>
+      </w:r>
+      <w:r>
+        <w:t xml:space="preserve"> </w:t>
+      </w:r>
+      <w:r>
+        <w:rPr>
+          <w:b/>
+          <w:bCs/>
+        </w:rPr>
+        <w:t xml:space="preserve">boundary-trim control</w:t>
+      </w:r>
+      <w:r>
+        <w:t xml:space="preserve">: the identical experiment repeated</w:t>
+      </w:r>
+      <w:r>
+        <w:t xml:space="preserve"> </w:t>
+      </w:r>
+      <w:r>
+        <w:t xml:space="preserve">with k residues removed from the N-region edges, on the same study split and</w:t>
+      </w:r>
+      <w:r>
+        <w:t xml:space="preserve"> </w:t>
+      </w:r>
+      <w:r>
+        <w:t xml:space="preserve">seed, trimming from both ends and from each end separately. Trimming also</w:t>
+      </w:r>
+      <w:r>
+        <w:t xml:space="preserve"> </w:t>
+      </w:r>
+      <w:r>
+        <w:t xml:space="preserve">shortens sequences and so costs every model information, which the flat model’s</w:t>
+      </w:r>
+      <w:r>
+        <w:t xml:space="preserve"> </w:t>
+      </w:r>
+      <w:r>
+        <w:t xml:space="preserve">AUC tracks; the informative comparison is between conditions that remove the same</w:t>
+      </w:r>
+      <w:r>
+        <w:t xml:space="preserve"> </w:t>
+      </w:r>
+      <w:r>
+        <w:t xml:space="preserve">number of residues from different positions. Sequences falling below the</w:t>
+      </w:r>
+      <w:r>
+        <w:t xml:space="preserve"> </w:t>
+      </w:r>
+      <w:r>
+        <w:t xml:space="preserve">three-residue minimum after trimming are dropped, which is why the k = 3</w:t>
+      </w:r>
+      <w:r>
+        <w:t xml:space="preserve"> </w:t>
+      </w:r>
+      <w:r>
+        <w:t xml:space="preserve">condition retains only a small and length-biased subset. We also report, as a</w:t>
+      </w:r>
+      <w:r>
+        <w:t xml:space="preserve"> </w:t>
+      </w:r>
+      <w:r>
+        <w:t xml:space="preserve">direct diagnostic, how far each N-region position is determined by the abutting</w:t>
+      </w:r>
+      <w:r>
+        <w:t xml:space="preserve"> </w:t>
+      </w:r>
+      <w:r>
+        <w:t xml:space="preserve">segment, measured as the mean modal-residue frequency within segment.</w:t>
+      </w:r>
+    </w:p>
     <w:bookmarkEnd w:id="14"/>
     <w:bookmarkStart w:id="15" w:name="unseen-epitope-binding-prediction"/>
     <w:p>
@@ -1631,6 +1756,178 @@
         <w:t xml:space="preserve">: randomizing the conditioning labels while holding the model class and parameter count fixed removes the entire advantage. The gain is therefore attributable to morphological context, not capacity. Results against composition-randomized decoys are equivalent (0.6124 flat, 0.7229 conditioned).</w:t>
       </w:r>
     </w:p>
+    <w:p>
+      <w:pPr>
+        <w:pStyle w:val="BodyText"/>
+      </w:pPr>
+      <w:r>
+        <w:t xml:space="preserve">Most of that gain, however, comes from residues adjacent to the germline anchors</w:t>
+      </w:r>
+      <w:r>
+        <w:t xml:space="preserve"> </w:t>
+      </w:r>
+      <w:r>
+        <w:t xml:space="preserve">rather than from the junctional interior. The leakage diagnostic makes the</w:t>
+      </w:r>
+      <w:r>
+        <w:t xml:space="preserve"> </w:t>
+      </w:r>
+      <w:r>
+        <w:t xml:space="preserve">mechanism visible: the first N-region position is determined by V identity at a</w:t>
+      </w:r>
+      <w:r>
+        <w:t xml:space="preserve"> </w:t>
+      </w:r>
+      <w:r>
+        <w:t xml:space="preserve">mean modal-residue frequency of 0.517, and the last by J identity at 0.548,</w:t>
+      </w:r>
+      <w:r>
+        <w:t xml:space="preserve"> </w:t>
+      </w:r>
+      <w:r>
+        <w:t xml:space="preserve">against 0.251–0.327 for interior positions (Table 2, panel B). Removing one</w:t>
+      </w:r>
+      <w:r>
+        <w:t xml:space="preserve"> </w:t>
+      </w:r>
+      <w:r>
+        <w:t xml:space="preserve">residue from each end reduces the conditioned advantage from +0.1017 to</w:t>
+      </w:r>
+      <w:r>
+        <w:t xml:space="preserve"> </w:t>
+      </w:r>
+      <w:r>
+        <w:rPr>
+          <w:b/>
+          <w:bCs/>
+        </w:rPr>
+        <w:t xml:space="preserve">+0.0392</w:t>
+      </w:r>
+      <w:r>
+        <w:t xml:space="preserve"> </w:t>
+      </w:r>
+      <w:r>
+        <w:t xml:space="preserve">(95% CI [+0.0377, +0.0411]) — still positive and significant, but 61%</w:t>
+      </w:r>
+      <w:r>
+        <w:t xml:space="preserve"> </w:t>
+      </w:r>
+      <w:r>
+        <w:t xml:space="preserve">smaller. Two residues from each end give +0.0204; the three-residue condition</w:t>
+      </w:r>
+      <w:r>
+        <w:t xml:space="preserve"> </w:t>
+      </w:r>
+      <w:r>
+        <w:t xml:space="preserve">retains only 1,831 pairs and is too length-biased to interpret.</w:t>
+      </w:r>
+    </w:p>
+    <w:p>
+      <w:pPr>
+        <w:pStyle w:val="BodyText"/>
+      </w:pPr>
+      <w:r>
+        <w:t xml:space="preserve">Trimming costs every model information, so the placement of the trimmed residues</w:t>
+      </w:r>
+      <w:r>
+        <w:t xml:space="preserve"> </w:t>
+      </w:r>
+      <w:r>
+        <w:t xml:space="preserve">is what carries the inference. Two conditions remove the same two residues and</w:t>
+      </w:r>
+      <w:r>
+        <w:t xml:space="preserve"> </w:t>
+      </w:r>
+      <w:r>
+        <w:t xml:space="preserve">leave almost the same number of test pairs: trimming both ends by one (14,529</w:t>
+      </w:r>
+      <w:r>
+        <w:t xml:space="preserve"> </w:t>
+      </w:r>
+      <w:r>
+        <w:t xml:space="preserve">pairs) retains 39% of the advantage, whereas trimming the 5′ end by two (14,535</w:t>
+      </w:r>
+      <w:r>
+        <w:t xml:space="preserve"> </w:t>
+      </w:r>
+      <w:r>
+        <w:t xml:space="preserve">pairs) retains 69%. Equal information loss, unequal effect. The residues</w:t>
+      </w:r>
+      <w:r>
+        <w:t xml:space="preserve"> </w:t>
+      </w:r>
+      <w:r>
+        <w:t xml:space="preserve">immediately abutting each germline anchor therefore account for a substantial</w:t>
+      </w:r>
+      <w:r>
+        <w:t xml:space="preserve"> </w:t>
+      </w:r>
+      <w:r>
+        <w:t xml:space="preserve">share of the conditioned model’s advantage, consistent with the diagnostic above.</w:t>
+      </w:r>
+      <w:r>
+        <w:t xml:space="preserve"> </w:t>
+      </w:r>
+      <w:r>
+        <w:t xml:space="preserve">The permuted-label control remains below the flat model in every trim condition,</w:t>
+      </w:r>
+      <w:r>
+        <w:t xml:space="preserve"> </w:t>
+      </w:r>
+      <w:r>
+        <w:t xml:space="preserve">so the capacity conclusion is unaffected throughout.</w:t>
+      </w:r>
+    </w:p>
+    <w:p>
+      <w:pPr>
+        <w:pStyle w:val="BodyText"/>
+      </w:pPr>
+      <w:r>
+        <w:t xml:space="preserve">We report the untrimmed figure as the primary measurement, since it is what the</w:t>
+      </w:r>
+      <w:r>
+        <w:t xml:space="preserve"> </w:t>
+      </w:r>
+      <w:r>
+        <w:t xml:space="preserve">decomposition as defined yields, but the interpretation should be the trimmed one:</w:t>
+      </w:r>
+      <w:r>
+        <w:t xml:space="preserve"> </w:t>
+      </w:r>
+      <w:r>
+        <w:t xml:space="preserve">germline-conditioned organization within the junctional interior is real and</w:t>
+      </w:r>
+      <w:r>
+        <w:t xml:space="preserve"> </w:t>
+      </w:r>
+      <w:r>
+        <w:t xml:space="preserve">reproducible across held-out studies at roughly +0.04 AUC, and the larger raw</w:t>
+      </w:r>
+      <w:r>
+        <w:t xml:space="preserve"> </w:t>
+      </w:r>
+      <w:r>
+        <w:t xml:space="preserve">figure reflects imperfect anchor boundaries as much as junctional grammar. This</w:t>
+      </w:r>
+      <w:r>
+        <w:t xml:space="preserve"> </w:t>
+      </w:r>
+      <w:r>
+        <w:t xml:space="preserve">does not affect any downstream result, since the binding-prediction arms use</w:t>
+      </w:r>
+      <w:r>
+        <w:t xml:space="preserve"> </w:t>
+      </w:r>
+      <w:r>
+        <w:t xml:space="preserve">germline segment identity as an explicit feature rather than inferring it from</w:t>
+      </w:r>
+      <w:r>
+        <w:t xml:space="preserve"> </w:t>
+      </w:r>
+      <w:r>
+        <w:t xml:space="preserve">N-region edges.</w:t>
+      </w:r>
+    </w:p>
     <w:bookmarkEnd w:id="24"/>
     <w:bookmarkStart w:id="25" w:name="X33e4fa43a1ebc9024268322edb43cf4e6976e42"/>
     <w:p>
@@ -2331,7 +2628,7 @@
         <w:pStyle w:val="FirstParagraph"/>
       </w:pPr>
       <w:r>
-        <w:t xml:space="preserve">This study tested a specific prediction arising from biologically informed representations of antigen receptors: that segmenting CDR3 along the boundaries created by V(D)J recombination would yield representations transferable to unseen antigens. Two results stand in tension, and their combination is the contribution. Junctional N-regions demonstrably carry order-dependent, germline-conditioned structure, measurable at +0.1013 AUC with model capacity controlled and generalizing across held-out studies. Yet exposing that structure to a binding classifier yields no advantage for epitopes outside the training set. The distinction the data draw is between modeling how receptors are generated and modeling what they recognize.</w:t>
+        <w:t xml:space="preserve">This study tested a specific prediction arising from biologically informed representations of antigen receptors: that segmenting CDR3 along the boundaries created by V(D)J recombination would yield representations transferable to unseen antigens. Two results stand in tension, and their combination is the contribution. Junctional N-regions demonstrably carry order-dependent, germline-conditioned structure — measurable at +0.1013 AUC as the decomposition is defined, and at +0.0392 once residues abutting the germline anchors are excluded, with model capacity controlled in both cases and generalization across held-out studies. Yet exposing that structure to a binding classifier yields no advantage for epitopes outside the training set. The distinction the data draw is between modeling how receptors are generated and modeling what they recognize.</w:t>
       </w:r>
     </w:p>
     <w:p>
@@ -2443,7 +2740,7 @@
         <w:t xml:space="preserve"> </w:t>
       </w:r>
       <w:r>
-        <w:t xml:space="preserve">The primary analysis uses TCRβ, while α-chain and peptide–MHC context are incompletely represented. Empirical anchors are not IMGT annotations and may occasionally absorb convergent junctional residues, although agreement with the available reference is high (28 of 29 overlapping anchors).</w:t>
+        <w:t xml:space="preserve">The primary analysis uses TCRβ, while α-chain and peptide–MHC context are incompletely represented. Empirical anchors are not IMGT annotations. Agreement with the available reference is high (28 of 29 overlapping anchors), but the boundary-trim control (§3.3) shows the boundaries are imperfect in the direction of under-extension: because an anchor stops extending once modal residue frequency falls below 0.80, germline residues remain at the N-region edges often enough to account for most of the raw (V,J)-conditioned gain. IMGT-based boundaries, or per-segment anchor lengths calibrated against a complete germline reference, would sharpen the decomposition and are the obvious next refinement.</w:t>
       </w:r>
     </w:p>
     <w:p>
@@ -2602,7 +2899,22 @@
         <w:t xml:space="preserve"> </w:t>
       </w:r>
       <w:r>
-        <w:t xml:space="preserve">reproduces Table 2;</w:t>
+        <w:t xml:space="preserve">reproduces Table 2, panel A;</w:t>
+      </w:r>
+      <w:r>
+        <w:t xml:space="preserve"> </w:t>
+      </w:r>
+      <w:r>
+        <w:rPr>
+          <w:rStyle w:val="VerbatimChar"/>
+        </w:rPr>
+        <w:t xml:space="preserve">boundary_trim_control.py</w:t>
+      </w:r>
+      <w:r>
+        <w:t xml:space="preserve"> </w:t>
+      </w:r>
+      <w:r>
+        <w:t xml:space="preserve">reproduces Table 2, panel B and the leakage diagnostic;</w:t>
       </w:r>
       <w:r>
         <w:t xml:space="preserve"> </w:t>
@@ -3026,7 +3338,13 @@
         <w:t xml:space="preserve"> </w:t>
       </w:r>
       <w:r>
-        <w:t xml:space="preserve">(V,J)-conditioned model’s +0.1013 gain is not model capacity.</w:t>
+        <w:t xml:space="preserve">(V,J)-conditioned model’s +0.1013 gain is not model capacity. The boundary-trim</w:t>
+      </w:r>
+      <w:r>
+        <w:t xml:space="preserve"> </w:t>
+      </w:r>
+      <w:r>
+        <w:t xml:space="preserve">control that qualifies this gain is tabulated in Table 2, panel B.</w:t>
       </w:r>
     </w:p>
     <w:p>
@@ -3783,7 +4101,45 @@
         <w:t xml:space="preserve"> </w:t>
       </w:r>
       <w:r>
-        <w:t xml:space="preserve">Discrimination of real N-regions from order-preserving decoys, 79 held-out studies, 16,304 pairs.</w:t>
+        <w:t xml:space="preserve">Discrimination of real N-regions from order-preserving decoys, 79 held-out studies.</w:t>
+      </w:r>
+      <w:r>
+        <w:t xml:space="preserve"> </w:t>
+      </w:r>
+      <w:r>
+        <w:rPr>
+          <w:b/>
+          <w:bCs/>
+        </w:rPr>
+        <w:t xml:space="preserve">Panel A</w:t>
+      </w:r>
+      <w:r>
+        <w:t xml:space="preserve">, models trained on untrimmed N-regions, 16,304 pairs.</w:t>
+      </w:r>
+      <w:r>
+        <w:t xml:space="preserve"> </w:t>
+      </w:r>
+      <w:r>
+        <w:rPr>
+          <w:b/>
+          <w:bCs/>
+        </w:rPr>
+        <w:t xml:space="preserve">Panel B</w:t>
+      </w:r>
+      <w:r>
+        <w:t xml:space="preserve">, boundary-trim control: the identical experiment with residues removed from the N-region edges, same study split and seed. Decoys are redrawn under a separate random stream, so panel B’s untrimmed row reproduces panel A to within 0.0004.</w:t>
+      </w:r>
+    </w:p>
+    <w:p>
+      <w:pPr>
+        <w:pStyle w:val="BodyText"/>
+      </w:pPr>
+      <w:r>
+        <w:rPr>
+          <w:i/>
+          <w:iCs/>
+        </w:rPr>
+        <w:t xml:space="preserve">Panel A — models and controls</w:t>
       </w:r>
     </w:p>
     <w:tbl>
@@ -4049,6 +4405,1111 @@
         <w:t xml:space="preserve">Conditioned − flat = +0.1013, 95% CI [+0.0995, +0.1031]. Permuted − flat = −0.0035.</w:t>
       </w:r>
     </w:p>
+    <w:p>
+      <w:pPr>
+        <w:pStyle w:val="BodyText"/>
+      </w:pPr>
+      <w:r>
+        <w:rPr>
+          <w:i/>
+          <w:iCs/>
+        </w:rPr>
+        <w:t xml:space="preserve">Panel B — boundary-trim control (shuffled decoys)</w:t>
+      </w:r>
+    </w:p>
+    <w:tbl>
+      <w:tblPr>
+        <w:tblStyle w:val="Table"/>
+        <w:tblW w:type="pct" w:w="5000"/>
+        <w:tblLayout w:type="fixed"/>
+        <w:tblLook w:firstRow="1" w:lastRow="0" w:firstColumn="0" w:lastColumn="0" w:noHBand="0" w:noVBand="0" w:val="0020"/>
+      </w:tblPr>
+      <w:tblGrid>
+        <w:gridCol w:w="1131"/>
+        <w:gridCol w:w="1131"/>
+        <w:gridCol w:w="1131"/>
+        <w:gridCol w:w="1131"/>
+        <w:gridCol w:w="1131"/>
+        <w:gridCol w:w="1131"/>
+        <w:gridCol w:w="1131"/>
+      </w:tblGrid>
+      <w:tr>
+        <w:trPr>
+          <w:tblHeader w:val="on"/>
+        </w:trPr>
+        <w:tc>
+          <w:tcPr/>
+          <w:p>
+            <w:pPr>
+              <w:pStyle w:val="Compact"/>
+            </w:pPr>
+            <w:r>
+              <w:t xml:space="preserve">Residues trimmed</w:t>
+            </w:r>
+          </w:p>
+        </w:tc>
+        <w:tc>
+          <w:tcPr/>
+          <w:p>
+            <w:pPr>
+              <w:pStyle w:val="Compact"/>
+            </w:pPr>
+            <w:r>
+              <w:t xml:space="preserve">Test pairs</w:t>
+            </w:r>
+          </w:p>
+        </w:tc>
+        <w:tc>
+          <w:tcPr/>
+          <w:p>
+            <w:pPr>
+              <w:pStyle w:val="Compact"/>
+            </w:pPr>
+            <w:r>
+              <w:t xml:space="preserve">Flat</w:t>
+            </w:r>
+          </w:p>
+        </w:tc>
+        <w:tc>
+          <w:tcPr/>
+          <w:p>
+            <w:pPr>
+              <w:pStyle w:val="Compact"/>
+            </w:pPr>
+            <w:r>
+              <w:t xml:space="preserve">Conditioned</w:t>
+            </w:r>
+          </w:p>
+        </w:tc>
+        <w:tc>
+          <w:tcPr/>
+          <w:p>
+            <w:pPr>
+              <w:pStyle w:val="Compact"/>
+            </w:pPr>
+            <w:r>
+              <w:t xml:space="preserve">Permuted</w:t>
+            </w:r>
+          </w:p>
+        </w:tc>
+        <w:tc>
+          <w:tcPr/>
+          <w:p>
+            <w:pPr>
+              <w:pStyle w:val="Compact"/>
+            </w:pPr>
+            <w:r>
+              <w:t xml:space="preserve">Conditioned − flat</w:t>
+            </w:r>
+          </w:p>
+        </w:tc>
+        <w:tc>
+          <w:tcPr/>
+          <w:p>
+            <w:pPr>
+              <w:pStyle w:val="Compact"/>
+            </w:pPr>
+            <w:r>
+              <w:t xml:space="preserve">95% CI</w:t>
+            </w:r>
+          </w:p>
+        </w:tc>
+      </w:tr>
+      <w:tr>
+        <w:tc>
+          <w:tcPr/>
+          <w:p>
+            <w:pPr>
+              <w:pStyle w:val="Compact"/>
+            </w:pPr>
+            <w:r>
+              <w:t xml:space="preserve">none</w:t>
+            </w:r>
+          </w:p>
+        </w:tc>
+        <w:tc>
+          <w:tcPr/>
+          <w:p>
+            <w:pPr>
+              <w:pStyle w:val="Compact"/>
+            </w:pPr>
+            <w:r>
+              <w:t xml:space="preserve">16,304</w:t>
+            </w:r>
+          </w:p>
+        </w:tc>
+        <w:tc>
+          <w:tcPr/>
+          <w:p>
+            <w:pPr>
+              <w:pStyle w:val="Compact"/>
+            </w:pPr>
+            <w:r>
+              <w:t xml:space="preserve">0.6149</w:t>
+            </w:r>
+          </w:p>
+        </w:tc>
+        <w:tc>
+          <w:tcPr/>
+          <w:p>
+            <w:pPr>
+              <w:pStyle w:val="Compact"/>
+            </w:pPr>
+            <w:r>
+              <w:t xml:space="preserve">0.7166</w:t>
+            </w:r>
+          </w:p>
+        </w:tc>
+        <w:tc>
+          <w:tcPr/>
+          <w:p>
+            <w:pPr>
+              <w:pStyle w:val="Compact"/>
+            </w:pPr>
+            <w:r>
+              <w:t xml:space="preserve">0.6118</w:t>
+            </w:r>
+          </w:p>
+        </w:tc>
+        <w:tc>
+          <w:tcPr/>
+          <w:p>
+            <w:pPr>
+              <w:pStyle w:val="Compact"/>
+            </w:pPr>
+            <w:r>
+              <w:t xml:space="preserve">+0.1017</w:t>
+            </w:r>
+          </w:p>
+        </w:tc>
+        <w:tc>
+          <w:tcPr/>
+          <w:p>
+            <w:pPr>
+              <w:pStyle w:val="Compact"/>
+            </w:pPr>
+            <w:r>
+              <w:t xml:space="preserve">[+0.0998, +0.1038]</w:t>
+            </w:r>
+          </w:p>
+        </w:tc>
+      </w:tr>
+      <w:tr>
+        <w:tc>
+          <w:tcPr/>
+          <w:p>
+            <w:pPr>
+              <w:pStyle w:val="Compact"/>
+            </w:pPr>
+            <w:r>
+              <w:t xml:space="preserve">1 from each end</w:t>
+            </w:r>
+          </w:p>
+        </w:tc>
+        <w:tc>
+          <w:tcPr/>
+          <w:p>
+            <w:pPr>
+              <w:pStyle w:val="Compact"/>
+            </w:pPr>
+            <w:r>
+              <w:t xml:space="preserve">14,529</w:t>
+            </w:r>
+          </w:p>
+        </w:tc>
+        <w:tc>
+          <w:tcPr/>
+          <w:p>
+            <w:pPr>
+              <w:pStyle w:val="Compact"/>
+            </w:pPr>
+            <w:r>
+              <w:t xml:space="preserve">0.5559</w:t>
+            </w:r>
+          </w:p>
+        </w:tc>
+        <w:tc>
+          <w:tcPr/>
+          <w:p>
+            <w:pPr>
+              <w:pStyle w:val="Compact"/>
+            </w:pPr>
+            <w:r>
+              <w:t xml:space="preserve">0.5951</w:t>
+            </w:r>
+          </w:p>
+        </w:tc>
+        <w:tc>
+          <w:tcPr/>
+          <w:p>
+            <w:pPr>
+              <w:pStyle w:val="Compact"/>
+            </w:pPr>
+            <w:r>
+              <w:t xml:space="preserve">0.5523</w:t>
+            </w:r>
+          </w:p>
+        </w:tc>
+        <w:tc>
+          <w:tcPr/>
+          <w:p>
+            <w:pPr>
+              <w:pStyle w:val="Compact"/>
+            </w:pPr>
+            <w:r>
+              <w:rPr>
+                <w:b/>
+                <w:bCs/>
+              </w:rPr>
+              <w:t xml:space="preserve">+0.0392</w:t>
+            </w:r>
+          </w:p>
+        </w:tc>
+        <w:tc>
+          <w:tcPr/>
+          <w:p>
+            <w:pPr>
+              <w:pStyle w:val="Compact"/>
+            </w:pPr>
+            <w:r>
+              <w:t xml:space="preserve">[+0.0377, +0.0411]</w:t>
+            </w:r>
+          </w:p>
+        </w:tc>
+      </w:tr>
+      <w:tr>
+        <w:tc>
+          <w:tcPr/>
+          <w:p>
+            <w:pPr>
+              <w:pStyle w:val="Compact"/>
+            </w:pPr>
+            <w:r>
+              <w:t xml:space="preserve">2 from each end</w:t>
+            </w:r>
+          </w:p>
+        </w:tc>
+        <w:tc>
+          <w:tcPr/>
+          <w:p>
+            <w:pPr>
+              <w:pStyle w:val="Compact"/>
+            </w:pPr>
+            <w:r>
+              <w:t xml:space="preserve">7,939</w:t>
+            </w:r>
+          </w:p>
+        </w:tc>
+        <w:tc>
+          <w:tcPr/>
+          <w:p>
+            <w:pPr>
+              <w:pStyle w:val="Compact"/>
+            </w:pPr>
+            <w:r>
+              <w:t xml:space="preserve">0.5419</w:t>
+            </w:r>
+          </w:p>
+        </w:tc>
+        <w:tc>
+          <w:tcPr/>
+          <w:p>
+            <w:pPr>
+              <w:pStyle w:val="Compact"/>
+            </w:pPr>
+            <w:r>
+              <w:t xml:space="preserve">0.5623</w:t>
+            </w:r>
+          </w:p>
+        </w:tc>
+        <w:tc>
+          <w:tcPr/>
+          <w:p>
+            <w:pPr>
+              <w:pStyle w:val="Compact"/>
+            </w:pPr>
+            <w:r>
+              <w:t xml:space="preserve">0.5388</w:t>
+            </w:r>
+          </w:p>
+        </w:tc>
+        <w:tc>
+          <w:tcPr/>
+          <w:p>
+            <w:pPr>
+              <w:pStyle w:val="Compact"/>
+            </w:pPr>
+            <w:r>
+              <w:t xml:space="preserve">+0.0204</w:t>
+            </w:r>
+          </w:p>
+        </w:tc>
+        <w:tc>
+          <w:tcPr/>
+          <w:p>
+            <w:pPr>
+              <w:pStyle w:val="Compact"/>
+            </w:pPr>
+            <w:r>
+              <w:t xml:space="preserve">[+0.0186, +0.0226]</w:t>
+            </w:r>
+          </w:p>
+        </w:tc>
+      </w:tr>
+      <w:tr>
+        <w:tc>
+          <w:tcPr/>
+          <w:p>
+            <w:pPr>
+              <w:pStyle w:val="Compact"/>
+            </w:pPr>
+            <w:r>
+              <w:t xml:space="preserve">3 from each end</w:t>
+            </w:r>
+          </w:p>
+        </w:tc>
+        <w:tc>
+          <w:tcPr/>
+          <w:p>
+            <w:pPr>
+              <w:pStyle w:val="Compact"/>
+            </w:pPr>
+            <w:r>
+              <w:t xml:space="preserve">1,831</w:t>
+            </w:r>
+          </w:p>
+        </w:tc>
+        <w:tc>
+          <w:tcPr/>
+          <w:p>
+            <w:pPr>
+              <w:pStyle w:val="Compact"/>
+            </w:pPr>
+            <w:r>
+              <w:t xml:space="preserve">0.5490</w:t>
+            </w:r>
+          </w:p>
+        </w:tc>
+        <w:tc>
+          <w:tcPr/>
+          <w:p>
+            <w:pPr>
+              <w:pStyle w:val="Compact"/>
+            </w:pPr>
+            <w:r>
+              <w:t xml:space="preserve">0.5529</w:t>
+            </w:r>
+          </w:p>
+        </w:tc>
+        <w:tc>
+          <w:tcPr/>
+          <w:p>
+            <w:pPr>
+              <w:pStyle w:val="Compact"/>
+            </w:pPr>
+            <w:r>
+              <w:t xml:space="preserve">0.5458</w:t>
+            </w:r>
+          </w:p>
+        </w:tc>
+        <w:tc>
+          <w:tcPr/>
+          <w:p>
+            <w:pPr>
+              <w:pStyle w:val="Compact"/>
+            </w:pPr>
+            <w:r>
+              <w:t xml:space="preserve">+0.0039</w:t>
+            </w:r>
+          </w:p>
+        </w:tc>
+        <w:tc>
+          <w:tcPr/>
+          <w:p>
+            <w:pPr>
+              <w:pStyle w:val="Compact"/>
+            </w:pPr>
+            <w:r>
+              <w:t xml:space="preserve">[+0.0007, +0.0069]</w:t>
+            </w:r>
+          </w:p>
+        </w:tc>
+      </w:tr>
+      <w:tr>
+        <w:tc>
+          <w:tcPr/>
+          <w:p>
+            <w:pPr>
+              <w:pStyle w:val="Compact"/>
+            </w:pPr>
+            <w:r>
+              <w:t xml:space="preserve">1 from 5′ (V) end</w:t>
+            </w:r>
+          </w:p>
+        </w:tc>
+        <w:tc>
+          <w:tcPr/>
+          <w:p>
+            <w:pPr>
+              <w:pStyle w:val="Compact"/>
+            </w:pPr>
+            <w:r>
+              <w:t xml:space="preserve">15,833</w:t>
+            </w:r>
+          </w:p>
+        </w:tc>
+        <w:tc>
+          <w:tcPr/>
+          <w:p>
+            <w:pPr>
+              <w:pStyle w:val="Compact"/>
+            </w:pPr>
+            <w:r>
+              <w:t xml:space="preserve">0.6065</w:t>
+            </w:r>
+          </w:p>
+        </w:tc>
+        <w:tc>
+          <w:tcPr/>
+          <w:p>
+            <w:pPr>
+              <w:pStyle w:val="Compact"/>
+            </w:pPr>
+            <w:r>
+              <w:t xml:space="preserve">0.6811</w:t>
+            </w:r>
+          </w:p>
+        </w:tc>
+        <w:tc>
+          <w:tcPr/>
+          <w:p>
+            <w:pPr>
+              <w:pStyle w:val="Compact"/>
+            </w:pPr>
+            <w:r>
+              <w:t xml:space="preserve">0.6022</w:t>
+            </w:r>
+          </w:p>
+        </w:tc>
+        <w:tc>
+          <w:tcPr/>
+          <w:p>
+            <w:pPr>
+              <w:pStyle w:val="Compact"/>
+            </w:pPr>
+            <w:r>
+              <w:t xml:space="preserve">+0.0746</w:t>
+            </w:r>
+          </w:p>
+        </w:tc>
+        <w:tc>
+          <w:tcPr/>
+          <w:p>
+            <w:pPr>
+              <w:pStyle w:val="Compact"/>
+            </w:pPr>
+            <w:r>
+              <w:t xml:space="preserve">[+0.0728, +0.0760]</w:t>
+            </w:r>
+          </w:p>
+        </w:tc>
+      </w:tr>
+      <w:tr>
+        <w:tc>
+          <w:tcPr/>
+          <w:p>
+            <w:pPr>
+              <w:pStyle w:val="Compact"/>
+            </w:pPr>
+            <w:r>
+              <w:t xml:space="preserve">2 from 5′ (V) end</w:t>
+            </w:r>
+          </w:p>
+        </w:tc>
+        <w:tc>
+          <w:tcPr/>
+          <w:p>
+            <w:pPr>
+              <w:pStyle w:val="Compact"/>
+            </w:pPr>
+            <w:r>
+              <w:t xml:space="preserve">14,535</w:t>
+            </w:r>
+          </w:p>
+        </w:tc>
+        <w:tc>
+          <w:tcPr/>
+          <w:p>
+            <w:pPr>
+              <w:pStyle w:val="Compact"/>
+            </w:pPr>
+            <w:r>
+              <w:t xml:space="preserve">0.6255</w:t>
+            </w:r>
+          </w:p>
+        </w:tc>
+        <w:tc>
+          <w:tcPr/>
+          <w:p>
+            <w:pPr>
+              <w:pStyle w:val="Compact"/>
+            </w:pPr>
+            <w:r>
+              <w:t xml:space="preserve">0.6958</w:t>
+            </w:r>
+          </w:p>
+        </w:tc>
+        <w:tc>
+          <w:tcPr/>
+          <w:p>
+            <w:pPr>
+              <w:pStyle w:val="Compact"/>
+            </w:pPr>
+            <w:r>
+              <w:t xml:space="preserve">0.6201</w:t>
+            </w:r>
+          </w:p>
+        </w:tc>
+        <w:tc>
+          <w:tcPr/>
+          <w:p>
+            <w:pPr>
+              <w:pStyle w:val="Compact"/>
+            </w:pPr>
+            <w:r>
+              <w:t xml:space="preserve">+0.0703</w:t>
+            </w:r>
+          </w:p>
+        </w:tc>
+        <w:tc>
+          <w:tcPr/>
+          <w:p>
+            <w:pPr>
+              <w:pStyle w:val="Compact"/>
+            </w:pPr>
+            <w:r>
+              <w:t xml:space="preserve">[+0.0685, +0.0720]</w:t>
+            </w:r>
+          </w:p>
+        </w:tc>
+      </w:tr>
+      <w:tr>
+        <w:tc>
+          <w:tcPr/>
+          <w:p>
+            <w:pPr>
+              <w:pStyle w:val="Compact"/>
+            </w:pPr>
+            <w:r>
+              <w:t xml:space="preserve">1 from 3′ (J) end</w:t>
+            </w:r>
+          </w:p>
+        </w:tc>
+        <w:tc>
+          <w:tcPr/>
+          <w:p>
+            <w:pPr>
+              <w:pStyle w:val="Compact"/>
+            </w:pPr>
+            <w:r>
+              <w:t xml:space="preserve">15,842</w:t>
+            </w:r>
+          </w:p>
+        </w:tc>
+        <w:tc>
+          <w:tcPr/>
+          <w:p>
+            <w:pPr>
+              <w:pStyle w:val="Compact"/>
+            </w:pPr>
+            <w:r>
+              <w:t xml:space="preserve">0.5644</w:t>
+            </w:r>
+          </w:p>
+        </w:tc>
+        <w:tc>
+          <w:tcPr/>
+          <w:p>
+            <w:pPr>
+              <w:pStyle w:val="Compact"/>
+            </w:pPr>
+            <w:r>
+              <w:t xml:space="preserve">0.6379</w:t>
+            </w:r>
+          </w:p>
+        </w:tc>
+        <w:tc>
+          <w:tcPr/>
+          <w:p>
+            <w:pPr>
+              <w:pStyle w:val="Compact"/>
+            </w:pPr>
+            <w:r>
+              <w:t xml:space="preserve">0.5621</w:t>
+            </w:r>
+          </w:p>
+        </w:tc>
+        <w:tc>
+          <w:tcPr/>
+          <w:p>
+            <w:pPr>
+              <w:pStyle w:val="Compact"/>
+            </w:pPr>
+            <w:r>
+              <w:t xml:space="preserve">+0.0735</w:t>
+            </w:r>
+          </w:p>
+        </w:tc>
+        <w:tc>
+          <w:tcPr/>
+          <w:p>
+            <w:pPr>
+              <w:pStyle w:val="Compact"/>
+            </w:pPr>
+            <w:r>
+              <w:t xml:space="preserve">[+0.0715, +0.0753]</w:t>
+            </w:r>
+          </w:p>
+        </w:tc>
+      </w:tr>
+      <w:tr>
+        <w:tc>
+          <w:tcPr/>
+          <w:p>
+            <w:pPr>
+              <w:pStyle w:val="Compact"/>
+            </w:pPr>
+            <w:r>
+              <w:t xml:space="preserve">2 from 3′ (J) end</w:t>
+            </w:r>
+          </w:p>
+        </w:tc>
+        <w:tc>
+          <w:tcPr/>
+          <w:p>
+            <w:pPr>
+              <w:pStyle w:val="Compact"/>
+            </w:pPr>
+            <w:r>
+              <w:t xml:space="preserve">14,553</w:t>
+            </w:r>
+          </w:p>
+        </w:tc>
+        <w:tc>
+          <w:tcPr/>
+          <w:p>
+            <w:pPr>
+              <w:pStyle w:val="Compact"/>
+            </w:pPr>
+            <w:r>
+              <w:t xml:space="preserve">0.5651</w:t>
+            </w:r>
+          </w:p>
+        </w:tc>
+        <w:tc>
+          <w:tcPr/>
+          <w:p>
+            <w:pPr>
+              <w:pStyle w:val="Compact"/>
+            </w:pPr>
+            <w:r>
+              <w:t xml:space="preserve">0.6316</w:t>
+            </w:r>
+          </w:p>
+        </w:tc>
+        <w:tc>
+          <w:tcPr/>
+          <w:p>
+            <w:pPr>
+              <w:pStyle w:val="Compact"/>
+            </w:pPr>
+            <w:r>
+              <w:t xml:space="preserve">0.5631</w:t>
+            </w:r>
+          </w:p>
+        </w:tc>
+        <w:tc>
+          <w:tcPr/>
+          <w:p>
+            <w:pPr>
+              <w:pStyle w:val="Compact"/>
+            </w:pPr>
+            <w:r>
+              <w:t xml:space="preserve">+0.0665</w:t>
+            </w:r>
+          </w:p>
+        </w:tc>
+        <w:tc>
+          <w:tcPr/>
+          <w:p>
+            <w:pPr>
+              <w:pStyle w:val="Compact"/>
+            </w:pPr>
+            <w:r>
+              <w:t xml:space="preserve">[+0.0647, +0.0687]</w:t>
+            </w:r>
+          </w:p>
+        </w:tc>
+      </w:tr>
+    </w:tbl>
+    <w:p>
+      <w:pPr>
+        <w:pStyle w:val="BodyText"/>
+      </w:pPr>
+      <w:r>
+        <w:t xml:space="preserve">Rows 2 and 6 remove the same number of residues and retain almost the same number of test pairs (14,529 and 14,535) but retain 39% and 69% of the advantage respectively, isolating position rather than information loss as the cause.</w:t>
+      </w:r>
+    </w:p>
+    <w:p>
+      <w:pPr>
+        <w:pStyle w:val="BodyText"/>
+      </w:pPr>
+      <w:r>
+        <w:rPr>
+          <w:i/>
+          <w:iCs/>
+        </w:rPr>
+        <w:t xml:space="preserve">Leakage diagnostic — mean modal-residue frequency within segment</w:t>
+      </w:r>
+    </w:p>
+    <w:tbl>
+      <w:tblPr>
+        <w:tblStyle w:val="Table"/>
+        <w:tblW w:type="auto" w:w="0"/>
+        <w:tblLook w:firstRow="1" w:lastRow="0" w:firstColumn="0" w:lastColumn="0" w:noHBand="0" w:noVBand="0" w:val="0020"/>
+      </w:tblPr>
+      <w:tblGrid>
+        <w:gridCol w:w="1980"/>
+        <w:gridCol w:w="1980"/>
+        <w:gridCol w:w="1980"/>
+        <w:gridCol w:w="1980"/>
+      </w:tblGrid>
+      <w:tr>
+        <w:trPr>
+          <w:tblHeader w:val="on"/>
+        </w:trPr>
+        <w:tc>
+          <w:tcPr/>
+          <w:p>
+            <w:pPr>
+              <w:pStyle w:val="Compact"/>
+            </w:pPr>
+            <w:r>
+              <w:t xml:space="preserve">N-region position</w:t>
+            </w:r>
+          </w:p>
+        </w:tc>
+        <w:tc>
+          <w:tcPr/>
+          <w:p>
+            <w:pPr>
+              <w:pStyle w:val="Compact"/>
+            </w:pPr>
+            <w:r>
+              <w:t xml:space="preserve">Conditioned on</w:t>
+            </w:r>
+          </w:p>
+        </w:tc>
+        <w:tc>
+          <w:tcPr/>
+          <w:p>
+            <w:pPr>
+              <w:pStyle w:val="Compact"/>
+            </w:pPr>
+            <w:r>
+              <w:t xml:space="preserve">Mean modal frequency</w:t>
+            </w:r>
+          </w:p>
+        </w:tc>
+        <w:tc>
+          <w:tcPr/>
+          <w:p>
+            <w:pPr>
+              <w:pStyle w:val="Compact"/>
+            </w:pPr>
+            <w:r>
+              <w:t xml:space="preserve">Segments</w:t>
+            </w:r>
+          </w:p>
+        </w:tc>
+      </w:tr>
+      <w:tr>
+        <w:tc>
+          <w:tcPr/>
+          <w:p>
+            <w:pPr>
+              <w:pStyle w:val="Compact"/>
+            </w:pPr>
+            <w:r>
+              <w:t xml:space="preserve">1 (5′-most)</w:t>
+            </w:r>
+          </w:p>
+        </w:tc>
+        <w:tc>
+          <w:tcPr/>
+          <w:p>
+            <w:pPr>
+              <w:pStyle w:val="Compact"/>
+            </w:pPr>
+            <w:r>
+              <w:t xml:space="preserve">V segment</w:t>
+            </w:r>
+          </w:p>
+        </w:tc>
+        <w:tc>
+          <w:tcPr/>
+          <w:p>
+            <w:pPr>
+              <w:pStyle w:val="Compact"/>
+            </w:pPr>
+            <w:r>
+              <w:t xml:space="preserve">0.517</w:t>
+            </w:r>
+          </w:p>
+        </w:tc>
+        <w:tc>
+          <w:tcPr/>
+          <w:p>
+            <w:pPr>
+              <w:pStyle w:val="Compact"/>
+            </w:pPr>
+            <w:r>
+              <w:t xml:space="preserve">55</w:t>
+            </w:r>
+          </w:p>
+        </w:tc>
+      </w:tr>
+      <w:tr>
+        <w:tc>
+          <w:tcPr/>
+          <w:p>
+            <w:pPr>
+              <w:pStyle w:val="Compact"/>
+            </w:pPr>
+            <w:r>
+              <w:t xml:space="preserve">2</w:t>
+            </w:r>
+          </w:p>
+        </w:tc>
+        <w:tc>
+          <w:tcPr/>
+          <w:p>
+            <w:pPr>
+              <w:pStyle w:val="Compact"/>
+            </w:pPr>
+            <w:r>
+              <w:t xml:space="preserve">V segment</w:t>
+            </w:r>
+          </w:p>
+        </w:tc>
+        <w:tc>
+          <w:tcPr/>
+          <w:p>
+            <w:pPr>
+              <w:pStyle w:val="Compact"/>
+            </w:pPr>
+            <w:r>
+              <w:t xml:space="preserve">0.263</w:t>
+            </w:r>
+          </w:p>
+        </w:tc>
+        <w:tc>
+          <w:tcPr/>
+          <w:p>
+            <w:pPr>
+              <w:pStyle w:val="Compact"/>
+            </w:pPr>
+            <w:r>
+              <w:t xml:space="preserve">55</w:t>
+            </w:r>
+          </w:p>
+        </w:tc>
+      </w:tr>
+      <w:tr>
+        <w:tc>
+          <w:tcPr/>
+          <w:p>
+            <w:pPr>
+              <w:pStyle w:val="Compact"/>
+            </w:pPr>
+            <w:r>
+              <w:t xml:space="preserve">3</w:t>
+            </w:r>
+          </w:p>
+        </w:tc>
+        <w:tc>
+          <w:tcPr/>
+          <w:p>
+            <w:pPr>
+              <w:pStyle w:val="Compact"/>
+            </w:pPr>
+            <w:r>
+              <w:t xml:space="preserve">V segment</w:t>
+            </w:r>
+          </w:p>
+        </w:tc>
+        <w:tc>
+          <w:tcPr/>
+          <w:p>
+            <w:pPr>
+              <w:pStyle w:val="Compact"/>
+            </w:pPr>
+            <w:r>
+              <w:t xml:space="preserve">0.251</w:t>
+            </w:r>
+          </w:p>
+        </w:tc>
+        <w:tc>
+          <w:tcPr/>
+          <w:p>
+            <w:pPr>
+              <w:pStyle w:val="Compact"/>
+            </w:pPr>
+            <w:r>
+              <w:t xml:space="preserve">55</w:t>
+            </w:r>
+          </w:p>
+        </w:tc>
+      </w:tr>
+      <w:tr>
+        <w:tc>
+          <w:tcPr/>
+          <w:p>
+            <w:pPr>
+              <w:pStyle w:val="Compact"/>
+            </w:pPr>
+            <w:r>
+              <w:t xml:space="preserve">−1 (3′-most)</w:t>
+            </w:r>
+          </w:p>
+        </w:tc>
+        <w:tc>
+          <w:tcPr/>
+          <w:p>
+            <w:pPr>
+              <w:pStyle w:val="Compact"/>
+            </w:pPr>
+            <w:r>
+              <w:t xml:space="preserve">J segment</w:t>
+            </w:r>
+          </w:p>
+        </w:tc>
+        <w:tc>
+          <w:tcPr/>
+          <w:p>
+            <w:pPr>
+              <w:pStyle w:val="Compact"/>
+            </w:pPr>
+            <w:r>
+              <w:t xml:space="preserve">0.548</w:t>
+            </w:r>
+          </w:p>
+        </w:tc>
+        <w:tc>
+          <w:tcPr/>
+          <w:p>
+            <w:pPr>
+              <w:pStyle w:val="Compact"/>
+            </w:pPr>
+            <w:r>
+              <w:t xml:space="preserve">13</w:t>
+            </w:r>
+          </w:p>
+        </w:tc>
+      </w:tr>
+      <w:tr>
+        <w:tc>
+          <w:tcPr/>
+          <w:p>
+            <w:pPr>
+              <w:pStyle w:val="Compact"/>
+            </w:pPr>
+            <w:r>
+              <w:t xml:space="preserve">−2</w:t>
+            </w:r>
+          </w:p>
+        </w:tc>
+        <w:tc>
+          <w:tcPr/>
+          <w:p>
+            <w:pPr>
+              <w:pStyle w:val="Compact"/>
+            </w:pPr>
+            <w:r>
+              <w:t xml:space="preserve">J segment</w:t>
+            </w:r>
+          </w:p>
+        </w:tc>
+        <w:tc>
+          <w:tcPr/>
+          <w:p>
+            <w:pPr>
+              <w:pStyle w:val="Compact"/>
+            </w:pPr>
+            <w:r>
+              <w:t xml:space="preserve">0.293</w:t>
+            </w:r>
+          </w:p>
+        </w:tc>
+        <w:tc>
+          <w:tcPr/>
+          <w:p>
+            <w:pPr>
+              <w:pStyle w:val="Compact"/>
+            </w:pPr>
+            <w:r>
+              <w:t xml:space="preserve">13</w:t>
+            </w:r>
+          </w:p>
+        </w:tc>
+      </w:tr>
+      <w:tr>
+        <w:tc>
+          <w:tcPr/>
+          <w:p>
+            <w:pPr>
+              <w:pStyle w:val="Compact"/>
+            </w:pPr>
+            <w:r>
+              <w:t xml:space="preserve">−3</w:t>
+            </w:r>
+          </w:p>
+        </w:tc>
+        <w:tc>
+          <w:tcPr/>
+          <w:p>
+            <w:pPr>
+              <w:pStyle w:val="Compact"/>
+            </w:pPr>
+            <w:r>
+              <w:t xml:space="preserve">J segment</w:t>
+            </w:r>
+          </w:p>
+        </w:tc>
+        <w:tc>
+          <w:tcPr/>
+          <w:p>
+            <w:pPr>
+              <w:pStyle w:val="Compact"/>
+            </w:pPr>
+            <w:r>
+              <w:t xml:space="preserve">0.327</w:t>
+            </w:r>
+          </w:p>
+        </w:tc>
+        <w:tc>
+          <w:tcPr/>
+          <w:p>
+            <w:pPr>
+              <w:pStyle w:val="Compact"/>
+            </w:pPr>
+            <w:r>
+              <w:t xml:space="preserve">13</w:t>
+            </w:r>
+          </w:p>
+        </w:tc>
+      </w:tr>
+    </w:tbl>
     <w:p>
       <w:pPr>
         <w:pStyle w:val="BodyText"/>

--- a/paper/TCR_Manuscript_V3.docx
+++ b/paper/TCR_Manuscript_V3.docx
@@ -128,7 +128,7 @@
         <w:t xml:space="preserve"> </w:t>
       </w:r>
       <w:r>
-        <w:t xml:space="preserve">Current T-cell receptor (TCR) specificity predictors perform reasonably on epitopes represented during training but fail to generalize to previously unseen epitopes [4–6]. One proposed explanation is that existing receptor representations ignore biologically meaningful organization created during V(D)J recombination [1,2]. We tested that prediction.</w:t>
+        <w:t xml:space="preserve">TCR specificity predictors perform reasonably on epitopes represented during training but fail on previously unseen epitopes [4–6]. One proposed explanation is that receptor representations ignore the organization created during V(D)J recombination [1,2]. We tested that prediction.</w:t>
       </w:r>
     </w:p>
     <w:p>
@@ -146,7 +146,7 @@
         <w:t xml:space="preserve"> </w:t>
       </w:r>
       <w:r>
-        <w:t xml:space="preserve">Using 203,308 VDJdb records (121,467 unique human TCRβ clonotypes after deduplication), we derived and reference-validated empirical V- and J-segment anchors, segmented each CDR3 into germline-derived termini and a junctional N-region, quantified order-dependent junctional organization, and compared biologically informed receptor features with raw CDR3 3-mers and a V/J-only control. Binding models were evaluated on both represented epitopes and epitopes withheld entirely from training, with independent confirmation on the official IMMREP23 benchmark.</w:t>
+        <w:t xml:space="preserve">From 203,308 VDJdb records (121,467 unique human TCRβ clonotypes) we derived reference-validated empirical V- and J-segment anchors, segmented each CDR3 into germline termini and a junctional N-region, and compared biologically informed receptor features against raw CDR3 3-mers and a V/J-only control — on represented epitopes, on epitopes withheld entirely, and on the official IMMREP23 benchmark scored with its Macro AUC0.1 metric [12].</w:t>
       </w:r>
     </w:p>
     <w:p>
@@ -164,7 +164,7 @@
         <w:t xml:space="preserve"> </w:t>
       </w:r>
       <w:r>
-        <w:t xml:space="preserve">N-regions carry substantial order-dependent structure. A flat bigram model separates real from order-shuffled N-regions at AUC 0.6149; conditioning on the (V,J) pair raises this to 0.7162, a gain of +0.1013 (95% bootstrap CI [+0.0995, +0.1031]) that is not attributable to model capacity, since randomizing the conditioning labels removes it entirely (−0.0035). A boundary-trim control locates most of that gain at the germline boundaries rather than in the junctional interior: removing one residue from each N-region end reduces it to +0.0392 (CI [+0.0377, +0.0411]), and at matched information loss the position of the trimmed residues, not the amount, drives the difference. Germline-conditioned interior organization is therefore real but roughly a third of the raw figure. On seen epitopes, morphological tokenization outperforms raw 3-mers (0.7135 ± 0.0017 vs 0.6589 ± 0.0063). However, V and J gene identity alone reaches 0.7089 ± 0.0017, leaving approximately +0.005 attributable to junctional sequence. On unseen epitopes, all arms perform at chance and the morphological advantage disappears (+0.0046 ± 0.0104, pooled 95% CI [−0.0084, +0.0175]).</w:t>
+        <w:t xml:space="preserve">Junctional regions carry order-dependent structure: a flat bigram model separates real from order-shuffled N-regions at AUC 0.6149, and (V,J) conditioning raises this to 0.7162 (+0.1013), which a permuted-label control shows is not model capacity. A boundary-trim control places most of that gain at the germline boundaries, leaving +0.0392 for the junctional interior. On seen epitopes, morphological features outperform 3-mers (0.7135 vs 0.6589) but not V/J identity alone (0.7089). On unseen epitopes every arm performs at chance (+0.0046, 95% CI [−0.0084, +0.0175]).</w:t>
       </w:r>
     </w:p>
     <w:p>
@@ -176,13 +176,13 @@
           <w:b/>
           <w:bCs/>
         </w:rPr>
-        <w:t xml:space="preserve">Benchmark confirmation.</w:t>
-      </w:r>
-      <w:r>
-        <w:t xml:space="preserve"> </w:t>
-      </w:r>
-      <w:r>
-        <w:t xml:space="preserve">On the official IMMREP23 challenge data [12] scored with the official Macro AUC0.1 metric, all conclusions replicate: morphological tokenization beats raw 3-mers (+0.0375 on seen peptides, CI [+0.0086, +0.0677]) but not V/J identity alone (+0.0091, CI [−0.0166, +0.0338]), and on the seven test peptides absent from training no method exceeds 0.52. A TCRdist-style baseline using all six CDR loops of both chains outperforms our morphological model (0.6281 vs 0.5893 overall), indicating that breadth of receptor coverage matters more than depth of morphological analysis. NetTCR-2.2 [18], a published convolutional architecture over all six loops, retrained on the identical training split, reaches 0.6003 on seen peptides and 0.4868 on unseen peptides — statistically indistinguishable from raw CDR3β 3-mers (+0.0004, CI [−0.0425, +0.0339]) and below the TCRdist-style baseline (−0.0675, CI [−0.1164, −0.0272]), confirming that the failure on unseen peptides is not an artifact of our linear model class.</w:t>
+        <w:t xml:space="preserve">Validation.</w:t>
+      </w:r>
+      <w:r>
+        <w:t xml:space="preserve"> </w:t>
+      </w:r>
+      <w:r>
+        <w:t xml:space="preserve">Conclusions replicate on IMMREP23, where no method exceeds 0.52 on the seven unseen peptides — including a TCRdist-style baseline that otherwise outperforms our model (0.6281 vs 0.5893) and NetTCR-2.2 retrained on the identical split (0.4868 unseen) [18]. Four negative-generation schemes leave this intact, and a learning curve shows the advantage over k-mers is contingent on training-set size.</w:t>
       </w:r>
     </w:p>
     <w:p>
@@ -194,49 +194,13 @@
           <w:b/>
           <w:bCs/>
         </w:rPr>
-        <w:t xml:space="preserve">Robustness.</w:t>
-      </w:r>
-      <w:r>
-        <w:t xml:space="preserve"> </w:t>
-      </w:r>
-      <w:r>
-        <w:t xml:space="preserve">Retraining under four negative-generation schemes leaves two conclusions intact — no arm exceeds 0.5062 on unseen peptides, and morphological features never meaningfully exceed germline V/J identity alone — while revealing that the advantage of morphology over raw k-mers is contingent on training-set size (+0.034 at ~68,000 pairs, absent at ~29,000), with a size-matched control excluding decoy similarity as the cause.</w:t>
-      </w:r>
-    </w:p>
-    <w:p>
-      <w:pPr>
-        <w:pStyle w:val="BodyText"/>
-      </w:pPr>
-      <w:r>
-        <w:rPr>
-          <w:b/>
-          <w:bCs/>
-        </w:rPr>
-        <w:t xml:space="preserve">Learning curve.</w:t>
-      </w:r>
-      <w:r>
-        <w:t xml:space="preserve"> </w:t>
-      </w:r>
-      <w:r>
-        <w:t xml:space="preserve">Across six training-set sizes, the advantage over raw k-mers rose monotonically from +0.0080 to +0.0375 Macro AUC0.1 (+0.0118 per log training pair, r = 0.985), while raw k-mer performance remained approximately flat. The unseen-peptide advantage also increased monotonically but remained within experimental uncertainty throughout the observed range.</w:t>
-      </w:r>
-    </w:p>
-    <w:p>
-      <w:pPr>
-        <w:pStyle w:val="BodyText"/>
-      </w:pPr>
-      <w:r>
-        <w:rPr>
-          <w:b/>
-          <w:bCs/>
-        </w:rPr>
         <w:t xml:space="preserve">Conclusions.</w:t>
       </w:r>
       <w:r>
         <w:t xml:space="preserve"> </w:t>
       </w:r>
       <w:r>
-        <w:t xml:space="preserve">Biologically informed segmentation captures genuine, germline-conditioned organization within TCR CDR3 sequences, but those gains do not extend to previously unseen epitopes. Most of the within-distribution advantage is explained by V/J identity rather than junctional sequence. Improving receptor representation alone therefore appears insufficient for cross-epitope prediction.</w:t>
+        <w:t xml:space="preserve">Biologically informed segmentation captures genuine germline-conditioned organization that does not extend to unseen epitopes, and most of the within-distribution advantage reflects V/J identity rather than junctional sequence. Receptor representation alone appears insufficient for cross-epitope prediction.</w:t>
       </w:r>
     </w:p>
     <w:p>
@@ -2722,7 +2686,7 @@
         <w:t xml:space="preserve"> </w:t>
       </w:r>
       <w:r>
-        <w:t xml:space="preserve">Negative examples are generated by receptor–peptide re-pairing rather than experimentally verified non-binders; on IMMREP23 we follow the challenge’s own protocol, which mitigates but does not remove the concern. The internal analysis is limited to 20 epitopes capped at 800 clonotypes each, and the IMMREP23 unseen analysis contains seven peptides. These constraints may obscure small transferable effects.</w:t>
+        <w:t xml:space="preserve">Negative examples are generated by receptor–peptide re-pairing rather than experimentally verified non-binders; on IMMREP23 we follow the challenge’s own protocol, which mitigates but does not remove the concern. The internal analysis is limited to 20 epitopes capped at 800 clonotypes each, and the IMMREP23 unseen analysis contains seven peptides. These constraints may obscure small transferable effects. We also retain all VDJdb records meeting the sequence-level criteria in §2.1 without applying VDJdb’s curated confidence score; a recent benchmark excluded score-0 entries as low confidence [4], so a score-filtered replication would test whether the dataset’s lowest-confidence records affect the estimates reported here.</w:t>
       </w:r>
     </w:p>
     <w:p>
@@ -3256,7 +3220,7 @@
       <w:r>
         <w:drawing>
           <wp:inline>
-            <wp:extent cx="4079630" cy="3094892"/>
+            <wp:extent cx="5334000" cy="2290870"/>
             <wp:effectExtent b="0" l="0" r="0" t="0"/>
             <wp:docPr descr="" title="" id="43" name="Picture"/>
             <a:graphic>
@@ -3277,7 +3241,7 @@
                   <pic:spPr bwMode="auto">
                     <a:xfrm>
                       <a:off x="0" y="0"/>
-                      <a:ext cx="4079630" cy="3094892"/>
+                      <a:ext cx="5334000" cy="2290870"/>
                     </a:xfrm>
                     <a:prstGeom prst="rect">
                       <a:avLst/>

--- a/paper/TCR_Manuscript_V3.docx
+++ b/paper/TCR_Manuscript_V3.docx
@@ -146,7 +146,7 @@
         <w:t xml:space="preserve"> </w:t>
       </w:r>
       <w:r>
-        <w:t xml:space="preserve">From 203,308 VDJdb records (121,467 unique human TCRβ clonotypes) we derived reference-validated empirical V- and J-segment anchors, segmented each CDR3 into germline termini and a junctional N-region, and compared biologically informed receptor features against raw CDR3 3-mers and a V/J-only control — on represented epitopes, on epitopes withheld entirely, and on the official IMMREP23 benchmark scored with its Macro AUC0.1 metric [12].</w:t>
+        <w:t xml:space="preserve">From 203,308 VDJdb records (121,467 unique human TCRβ clonotypes) we derived reference-validated empirical V- and J-segment anchors, segmented each CDR3 into germline termini and a junctional N-region, and compared biologically informed receptor features against raw CDR3 3-mers and a V/J-only control — on represented epitopes, on epitopes withheld entirely, and on the official IMMREP23 benchmark and metric [12].</w:t>
       </w:r>
     </w:p>
     <w:p>
@@ -182,7 +182,7 @@
         <w:t xml:space="preserve"> </w:t>
       </w:r>
       <w:r>
-        <w:t xml:space="preserve">Conclusions replicate on IMMREP23, where no method exceeds 0.52 on the seven unseen peptides — including a TCRdist-style baseline that otherwise outperforms our model (0.6281 vs 0.5893) and NetTCR-2.2 retrained on the identical split (0.4868 unseen) [18]. Four negative-generation schemes leave this intact, and a learning curve shows the advantage over k-mers is contingent on training-set size.</w:t>
+        <w:t xml:space="preserve">Conclusions replicate on IMMREP23, where no method exceeds 0.52 on the seven unseen peptides — including a TCRdist-style baseline that otherwise outperforms our model (0.6281 vs 0.5893) and NetTCR-2.2 retrained on the identical split (0.4868 unseen) [18]. Four negative-generation schemes leave this intact; a learning curve shows the advantage over k-mers is contingent on training-set size.</w:t>
       </w:r>
     </w:p>
     <w:p>

--- a/paper/TCR_Manuscript_V3.docx
+++ b/paper/TCR_Manuscript_V3.docx
@@ -128,7 +128,7 @@
         <w:t xml:space="preserve"> </w:t>
       </w:r>
       <w:r>
-        <w:t xml:space="preserve">TCR specificity predictors perform reasonably on epitopes represented during training but fail on previously unseen epitopes [4–6]. One proposed explanation is that receptor representations ignore the organization created during V(D)J recombination [1,2]. We tested that prediction.</w:t>
+        <w:t xml:space="preserve">TCR specificity predictors work on epitopes seen in training and fail on unseen ones [4–6]. One proposed explanation is that receptor representations ignore the organization created by V(D)J recombination [1,2]. We tested that prediction.</w:t>
       </w:r>
     </w:p>
     <w:p>
@@ -146,7 +146,7 @@
         <w:t xml:space="preserve"> </w:t>
       </w:r>
       <w:r>
-        <w:t xml:space="preserve">From 203,308 VDJdb records (121,467 unique human TCRβ clonotypes) we derived reference-validated empirical V- and J-segment anchors, segmented each CDR3 into germline termini and a junctional N-region, and compared biologically informed receptor features against raw CDR3 3-mers and a V/J-only control — on represented epitopes, on epitopes withheld entirely, and on the official IMMREP23 benchmark and metric [12].</w:t>
+        <w:t xml:space="preserve">From 203,308 VDJdb records (121,467 unique human TCRβ clonotypes) we derived reference-validated empirical V- and J-segment anchors, split each CDR3 into germline termini and a junctional N-region, and compared biologically informed features against raw CDR3 3-mers and a V/J-only control — on seen epitopes, on epitopes withheld entirely, and on the official IMMREP23 benchmark [12].</w:t>
       </w:r>
     </w:p>
     <w:p>
@@ -182,7 +182,7 @@
         <w:t xml:space="preserve"> </w:t>
       </w:r>
       <w:r>
-        <w:t xml:space="preserve">Conclusions replicate on IMMREP23, where no method exceeds 0.52 on the seven unseen peptides — including a TCRdist-style baseline that otherwise outperforms our model (0.6281 vs 0.5893) and NetTCR-2.2 retrained on the identical split (0.4868 unseen) [18]. Four negative-generation schemes leave this intact; a learning curve shows the advantage over k-mers is contingent on training-set size.</w:t>
+        <w:t xml:space="preserve">Conclusions replicate on IMMREP23, where no method exceeds 0.52 on the seven unseen peptides, including a TCRdist-style baseline that otherwise outperforms our model (0.6281 vs 0.5893) and NetTCR-2.2 retrained on the identical split (0.4868 unseen) [18]. The advantage over k-mers proves contingent on training-set size.</w:t>
       </w:r>
     </w:p>
     <w:p>

--- a/paper/TCR_Manuscript_V3.docx
+++ b/paper/TCR_Manuscript_V3.docx
@@ -2,7 +2,7 @@
 <file path=word/document.xml><?xml version="1.0" encoding="utf-8"?>
 <w:document xmlns:w="http://schemas.openxmlformats.org/wordprocessingml/2006/main" xmlns:m="http://schemas.openxmlformats.org/officeDocument/2006/math" xmlns:r="http://schemas.openxmlformats.org/officeDocument/2006/relationships" xmlns:o="urn:schemas-microsoft-com:office:office" xmlns:v="urn:schemas-microsoft-com:vml" xmlns:w10="urn:schemas-microsoft-com:office:word" xmlns:a="http://schemas.openxmlformats.org/drawingml/2006/main" xmlns:pic="http://schemas.openxmlformats.org/drawingml/2006/picture" xmlns:wp="http://schemas.openxmlformats.org/drawingml/2006/wordprocessingDrawing">
   <w:body>
-    <w:bookmarkStart w:id="63" w:name="X0f36018006de673de15f6be4b63a4673a4f183d"/>
+    <w:bookmarkStart w:id="64" w:name="X0f36018006de673de15f6be4b63a4673a4f183d"/>
     <w:p>
       <w:pPr>
         <w:pStyle w:val="Heading1"/>
@@ -3001,14 +3001,23 @@
         <w:pStyle w:val="FirstParagraph"/>
       </w:pPr>
       <w:r>
+        <w:t xml:space="preserve">CRediT roles.</w:t>
+      </w:r>
+      <w:r>
+        <w:t xml:space="preserve"> </w:t>
+      </w:r>
+      <w:r>
         <w:rPr>
           <w:b/>
           <w:bCs/>
         </w:rPr>
-        <w:t xml:space="preserve">ET</w:t>
-      </w:r>
-      <w:r>
-        <w:t xml:space="preserve">: conceptualization, linguistic formalization, software, analysis, writing — original draft.</w:t>
+        <w:t xml:space="preserve">Erick Tejkowski:</w:t>
+      </w:r>
+      <w:r>
+        <w:t xml:space="preserve"> </w:t>
+      </w:r>
+      <w:r>
+        <w:t xml:space="preserve">Conceptualization, Methodology, Software, Formal analysis, Data curation, Visualization, Writing — original draft, Writing — review and editing.</w:t>
       </w:r>
       <w:r>
         <w:t xml:space="preserve"> </w:t>
@@ -3018,20 +3027,31 @@
           <w:b/>
           <w:bCs/>
         </w:rPr>
-        <w:t xml:space="preserve">MEP</w:t>
-      </w:r>
-      <w:r>
-        <w:t xml:space="preserve">: biological and immunological interpretation, verification of motif prior art, linguistic framing, critical revision. Both authors approved the submitted version and accept accountability for its content.</w:t>
+        <w:t xml:space="preserve">Maria Elisa Paredes:</w:t>
+      </w:r>
+      <w:r>
+        <w:t xml:space="preserve"> </w:t>
+      </w:r>
+      <w:r>
+        <w:t xml:space="preserve">Conceptualization, Validation, Formal analysis, Writing — review and editing.</w:t>
+      </w:r>
+    </w:p>
+    <w:p>
+      <w:pPr>
+        <w:pStyle w:val="BodyText"/>
+      </w:pPr>
+      <w:r>
+        <w:t xml:space="preserve">In detail: ET contributed the linguistic formalization, all software and quantitative analysis, and the original draft. MEP contributed the biological and immunological interpretation, verification of the motif prior art, the linguistic framing, and critical revision. Both authors approved the submitted version and accept accountability for its content.</w:t>
       </w:r>
     </w:p>
     <w:bookmarkEnd w:id="35"/>
-    <w:bookmarkStart w:id="36" w:name="competing-interests"/>
+    <w:bookmarkStart w:id="36" w:name="declaration-of-competing-interest"/>
     <w:p>
       <w:pPr>
         <w:pStyle w:val="Heading2"/>
       </w:pPr>
       <w:r>
-        <w:t xml:space="preserve">Competing interests</w:t>
+        <w:t xml:space="preserve">Declaration of competing interest</w:t>
       </w:r>
     </w:p>
     <w:p>
@@ -3039,7 +3059,7 @@
         <w:pStyle w:val="FirstParagraph"/>
       </w:pPr>
       <w:r>
-        <w:t xml:space="preserve">None declared.</w:t>
+        <w:t xml:space="preserve">The authors declare that they have no known competing financial interests or personal relationships that could have appeared to influence the work reported in this paper.</w:t>
       </w:r>
     </w:p>
     <w:bookmarkEnd w:id="36"/>
@@ -7791,7 +7811,32 @@
       </w:r>
     </w:p>
     <w:bookmarkEnd w:id="61"/>
-    <w:bookmarkStart w:id="62" w:name="references"/>
+    <w:bookmarkStart w:id="62" w:name="X071796dd6bc546c91e96cca1cf5ff96599de61f"/>
+    <w:p>
+      <w:pPr>
+        <w:pStyle w:val="Heading2"/>
+      </w:pPr>
+      <w:r>
+        <w:t xml:space="preserve">Declaration of generative AI and AI-assisted technologies in the writing process</w:t>
+      </w:r>
+    </w:p>
+    <w:p>
+      <w:pPr>
+        <w:pStyle w:val="FirstParagraph"/>
+      </w:pPr>
+      <w:r>
+        <w:t xml:space="preserve">During the preparation of this work the authors used an AI coding assistant (Kiro CLI, Anthropic Claude) to draft and revise manuscript text, to implement and run analysis code, and to verify bibliographic records against public databases. All analyses were re-executed and their outputs checked by the authors, every reported number was confirmed against script output, and every reference was confirmed against the corresponding publisher record. The authors reviewed and edited the content and take full responsibility for the content of the publication.</w:t>
+      </w:r>
+    </w:p>
+    <w:p>
+      <w:r>
+        <w:pict>
+          <v:rect style="width:0;height:1.5pt" o:hralign="center" o:hrstd="t" o:hr="t"/>
+        </w:pict>
+      </w:r>
+    </w:p>
+    <w:bookmarkEnd w:id="62"/>
+    <w:bookmarkStart w:id="63" w:name="references"/>
     <w:p>
       <w:pPr>
         <w:pStyle w:val="Heading2"/>
@@ -8423,8 +8468,8 @@
         <w:t xml:space="preserve">. 2024;4(7):510–521. PMID 38987378.</w:t>
       </w:r>
     </w:p>
-    <w:bookmarkEnd w:id="62"/>
     <w:bookmarkEnd w:id="63"/>
+    <w:bookmarkEnd w:id="64"/>
     <w:sectPr>
       <w:footnotePr>
         <w:numRestart w:val="eachSect"/>

--- a/paper/TCR_Manuscript_V3.docx
+++ b/paper/TCR_Manuscript_V3.docx
@@ -164,7 +164,7 @@
         <w:t xml:space="preserve"> </w:t>
       </w:r>
       <w:r>
-        <w:t xml:space="preserve">Junctional regions carry order-dependent structure: a flat bigram model separates real from order-shuffled N-regions at AUC 0.6149, and (V,J) conditioning raises this to 0.7162 (+0.1013), which a permuted-label control shows is not model capacity. A boundary-trim control places most of that gain at the germline boundaries, leaving +0.0392 for the junctional interior. On seen epitopes, morphological features outperform 3-mers (0.7135 vs 0.6589) but not V/J identity alone (0.7089). On unseen epitopes every arm performs at chance (+0.0046, 95% CI [−0.0084, +0.0175]).</w:t>
+        <w:t xml:space="preserve">Junctional regions carry order-dependent structure: conditioning a bigram model on the (V,J) pair improves discrimination of real from order-shuffled N-regions by +0.1013 AUC, a gain that a permuted-label control shows is not model capacity. A boundary-trim control locates most of it at the germline boundaries, leaving +0.0392 in the junctional interior. Binding prediction tells a different story: morphological features beat raw 3-mers on seen epitopes (0.7135 vs 0.6589) but not V/J identity alone (0.7089), and on withheld epitopes every arm performs at chance, the morphological advantage falling to +0.0046 with a confidence interval spanning zero.</w:t>
       </w:r>
     </w:p>
     <w:p>

--- a/paper/TCR_Manuscript_V3.docx
+++ b/paper/TCR_Manuscript_V3.docx
@@ -128,7 +128,7 @@
         <w:t xml:space="preserve"> </w:t>
       </w:r>
       <w:r>
-        <w:t xml:space="preserve">TCR specificity predictors work on epitopes seen in training and fail on unseen ones [4–6]. One proposed explanation is that receptor representations ignore the organization created by V(D)J recombination [1,2]. We tested that prediction.</w:t>
+        <w:t xml:space="preserve">TCR specificity predictors work on epitopes seen in training and fail on unseen ones [4–6]. One explanation holds that receptor representations ignore the organization created by V(D)J recombination [1,2]. We tested it.</w:t>
       </w:r>
     </w:p>
     <w:p>
@@ -146,7 +146,7 @@
         <w:t xml:space="preserve"> </w:t>
       </w:r>
       <w:r>
-        <w:t xml:space="preserve">From 203,308 VDJdb records (121,467 unique human TCRβ clonotypes) we derived reference-validated empirical V- and J-segment anchors, split each CDR3 into germline termini and a junctional N-region, and compared biologically informed features against raw CDR3 3-mers and a V/J-only control — on seen epitopes, on epitopes withheld entirely, and on the official IMMREP23 benchmark [12].</w:t>
+        <w:t xml:space="preserve">From 121,467 deduplicated human TCRβ clonotypes in VDJdb we derived reference-validated germline anchors, split each CDR3 into germline termini and a junctional N-region, and compared biologically informed features against raw CDR3 3-mers and a V/J-only control, on seen epitopes, on withheld epitopes, and on the official IMMREP23 benchmark [12].</w:t>
       </w:r>
     </w:p>
     <w:p>
@@ -164,7 +164,7 @@
         <w:t xml:space="preserve"> </w:t>
       </w:r>
       <w:r>
-        <w:t xml:space="preserve">Junctional regions carry order-dependent structure: conditioning a bigram model on the (V,J) pair improves discrimination of real from order-shuffled N-regions by +0.1013 AUC, a gain that a permuted-label control shows is not model capacity. A boundary-trim control locates most of it at the germline boundaries, leaving +0.0392 in the junctional interior. Binding prediction tells a different story: morphological features beat raw 3-mers on seen epitopes (0.7135 vs 0.6589) but not V/J identity alone (0.7089), and on withheld epitopes every arm performs at chance, the morphological advantage falling to +0.0046 with a confidence interval spanning zero.</w:t>
+        <w:t xml:space="preserve">Junctional regions carry order-dependent structure: conditioning a bigram model on the (V,J) pair improves discrimination of real from order-shuffled N-regions by +0.1013 AUC, not attributable to model capacity (permuted-label control). A boundary-trim control locates most of it at the germline boundaries, leaving +0.0392 in the junctional interior. Binding prediction differs: morphological features beat raw 3-mers on seen epitopes (0.7135 vs 0.6589) but not V/J identity alone (0.7089), and on withheld epitopes every arm sits at chance, the advantage falling to +0.0046 with a CI spanning zero.</w:t>
       </w:r>
     </w:p>
     <w:p>
@@ -182,7 +182,7 @@
         <w:t xml:space="preserve"> </w:t>
       </w:r>
       <w:r>
-        <w:t xml:space="preserve">Conclusions replicate on IMMREP23, where no method exceeds 0.52 on the seven unseen peptides, including a TCRdist-style baseline that otherwise outperforms our model (0.6281 vs 0.5893) and NetTCR-2.2 retrained on the identical split (0.4868 unseen) [18]. The advantage over k-mers proves contingent on training-set size.</w:t>
+        <w:t xml:space="preserve">Conclusions replicate on IMMREP23, where no method exceeds 0.52 on the seven unseen peptides, including a TCRdist-style baseline that otherwise outperforms our model and NetTCR-2.2 retrained on the identical split (0.4868 unseen) [18]. The advantage over k-mers proves contingent on training-set size.</w:t>
       </w:r>
     </w:p>
     <w:p>
@@ -200,7 +200,7 @@
         <w:t xml:space="preserve"> </w:t>
       </w:r>
       <w:r>
-        <w:t xml:space="preserve">Biologically informed segmentation captures genuine germline-conditioned organization that does not extend to unseen epitopes, and most of the within-distribution advantage reflects V/J identity rather than junctional sequence. Receptor representation alone appears insufficient for cross-epitope prediction.</w:t>
+        <w:t xml:space="preserve">Biologically informed segmentation captures genuine germline-conditioned organization that does not extend to unseen epitopes, and most of the within-distribution advantage reflects V/J identity rather than junctional sequence. Receptor representation alone appears insufficient.</w:t>
       </w:r>
     </w:p>
     <w:p>

--- a/paper/TCR_Manuscript_V3.docx
+++ b/paper/TCR_Manuscript_V3.docx
@@ -9317,7 +9317,7 @@
     <w:name w:val="Verbatim Char"/>
     <w:basedOn w:val="BodyTextChar"/>
     <w:rPr>
-      <w:rFonts w:ascii="Consolas" w:hAnsi="Consolas"/>
+      <w:rFonts w:ascii="Menlo" w:hAnsi="Menlo"/>
       <w:sz w:val="22"/>
     </w:rPr>
   </w:style>
@@ -9637,15 +9637,15 @@
     </a:clrScheme>
     <a:fontScheme name="Office">
       <a:majorFont>
-        <a:latin typeface="Aptos Display" panose="02110004020202020204"/>
+        <a:latin typeface="Helvetica" panose="02110004020202020204"/>
         <a:ea typeface=""/>
         <a:cs typeface=""/>
         <a:font script="Jpan" typeface="游ゴシック Light"/>
         <a:font script="Hang" typeface="맑은 고딕"/>
         <a:font script="Hans" typeface="等线 Light"/>
         <a:font script="Hant" typeface="新細明體"/>
-        <a:font script="Arab" typeface="Times New Roman"/>
-        <a:font script="Hebr" typeface="Times New Roman"/>
+        <a:font script="Arab" typeface="Times"/>
+        <a:font script="Hebr" typeface="Times"/>
         <a:font script="Thai" typeface="Angsana New"/>
         <a:font script="Ethi" typeface="Nyala"/>
         <a:font script="Beng" typeface="Vrinda"/>
@@ -9667,14 +9667,14 @@
         <a:font script="Laoo" typeface="DokChampa"/>
         <a:font script="Sinh" typeface="Iskoola Pota"/>
         <a:font script="Mong" typeface="Mongolian Baiti"/>
-        <a:font script="Viet" typeface="Times New Roman"/>
+        <a:font script="Viet" typeface="Times"/>
         <a:font script="Uigh" typeface="Microsoft Uighur"/>
         <a:font script="Geor" typeface="Sylfaen"/>
         <a:font script="Armn" typeface="Arial"/>
         <a:font script="Bugi" typeface="Leelawadee UI"/>
         <a:font script="Bopo" typeface="Microsoft JhengHei"/>
         <a:font script="Java" typeface="Javanese Text"/>
-        <a:font script="Lisu" typeface="Segoe UI"/>
+        <a:font script="Lisu" typeface="Helvetica"/>
         <a:font script="Mymr" typeface="Myanmar Text"/>
         <a:font script="Nkoo" typeface="Ebrima"/>
         <a:font script="Olck" typeface="Nirmala UI"/>
@@ -9689,7 +9689,7 @@
         <a:font script="Tfng" typeface="Ebrima"/>
       </a:majorFont>
       <a:minorFont>
-        <a:latin typeface="Aptos" panose="02110004020202020204"/>
+        <a:latin typeface="Helvetica" panose="02110004020202020204"/>
         <a:ea typeface=""/>
         <a:cs typeface=""/>
         <a:font script="Jpan" typeface="游明朝"/>
@@ -9726,7 +9726,7 @@
         <a:font script="Bugi" typeface="Leelawadee UI"/>
         <a:font script="Bopo" typeface="Microsoft JhengHei"/>
         <a:font script="Java" typeface="Javanese Text"/>
-        <a:font script="Lisu" typeface="Segoe UI"/>
+        <a:font script="Lisu" typeface="Helvetica"/>
         <a:font script="Mymr" typeface="Myanmar Text"/>
         <a:font script="Nkoo" typeface="Ebrima"/>
         <a:font script="Olck" typeface="Nirmala UI"/>

--- a/paper/TCR_Manuscript_V3.docx
+++ b/paper/TCR_Manuscript_V3.docx
@@ -3240,7 +3240,7 @@
       <w:r>
         <w:drawing>
           <wp:inline>
-            <wp:extent cx="5334000" cy="2290870"/>
+            <wp:extent cx="5943600" cy="2552684"/>
             <wp:effectExtent b="0" l="0" r="0" t="0"/>
             <wp:docPr descr="" title="" id="43" name="Picture"/>
             <a:graphic>
@@ -3261,7 +3261,7 @@
                   <pic:spPr bwMode="auto">
                     <a:xfrm>
                       <a:off x="0" y="0"/>
-                      <a:ext cx="5334000" cy="2290870"/>
+                      <a:ext cx="5943600" cy="2552684"/>
                     </a:xfrm>
                     <a:prstGeom prst="rect">
                       <a:avLst/>
@@ -3338,7 +3338,7 @@
       <w:r>
         <w:drawing>
           <wp:inline>
-            <wp:extent cx="5334000" cy="2683628"/>
+            <wp:extent cx="5943600" cy="2990329"/>
             <wp:effectExtent b="0" l="0" r="0" t="0"/>
             <wp:docPr descr="" title="" id="46" name="Picture"/>
             <a:graphic>
@@ -3359,7 +3359,7 @@
                   <pic:spPr bwMode="auto">
                     <a:xfrm>
                       <a:off x="0" y="0"/>
-                      <a:ext cx="5334000" cy="2683628"/>
+                      <a:ext cx="5943600" cy="2990329"/>
                     </a:xfrm>
                     <a:prstGeom prst="rect">
                       <a:avLst/>
@@ -3540,7 +3540,7 @@
       <w:r>
         <w:drawing>
           <wp:inline>
-            <wp:extent cx="5334000" cy="2453258"/>
+            <wp:extent cx="5943600" cy="2733631"/>
             <wp:effectExtent b="0" l="0" r="0" t="0"/>
             <wp:docPr descr="" title="" id="52" name="Picture"/>
             <a:graphic>
@@ -3561,7 +3561,7 @@
                   <pic:spPr bwMode="auto">
                     <a:xfrm>
                       <a:off x="0" y="0"/>
-                      <a:ext cx="5334000" cy="2453258"/>
+                      <a:ext cx="5943600" cy="2733631"/>
                     </a:xfrm>
                     <a:prstGeom prst="rect">
                       <a:avLst/>
@@ -3626,7 +3626,7 @@
       <w:r>
         <w:drawing>
           <wp:inline>
-            <wp:extent cx="5334000" cy="2332181"/>
+            <wp:extent cx="5943600" cy="2598716"/>
             <wp:effectExtent b="0" l="0" r="0" t="0"/>
             <wp:docPr descr="" title="" id="55" name="Picture"/>
             <a:graphic>
@@ -3647,7 +3647,7 @@
                   <pic:spPr bwMode="auto">
                     <a:xfrm>
                       <a:off x="0" y="0"/>
-                      <a:ext cx="5334000" cy="2332181"/>
+                      <a:ext cx="5943600" cy="2598716"/>
                     </a:xfrm>
                     <a:prstGeom prst="rect">
                       <a:avLst/>
@@ -3712,7 +3712,7 @@
       <w:r>
         <w:drawing>
           <wp:inline>
-            <wp:extent cx="5334000" cy="2341573"/>
+            <wp:extent cx="5943600" cy="2609182"/>
             <wp:effectExtent b="0" l="0" r="0" t="0"/>
             <wp:docPr descr="" title="" id="58" name="Picture"/>
             <a:graphic>
@@ -3733,7 +3733,7 @@
                   <pic:spPr bwMode="auto">
                     <a:xfrm>
                       <a:off x="0" y="0"/>
-                      <a:ext cx="5334000" cy="2341573"/>
+                      <a:ext cx="5943600" cy="2609182"/>
                     </a:xfrm>
                     <a:prstGeom prst="rect">
                       <a:avLst/>
@@ -8471,6 +8471,8 @@
     <w:bookmarkEnd w:id="63"/>
     <w:bookmarkEnd w:id="64"/>
     <w:sectPr>
+      <w:pgSz w:h="15840" w:orient="portrait" w:w="12240"/>
+      <w:pgMar w:bottom="1440" w:footer="720" w:gutter="0" w:header="720" w:left="1440" w:right="1440" w:top="1440"/>
       <w:footnotePr>
         <w:numRestart w:val="eachSect"/>
       </w:footnotePr>

--- a/paper/TCR_Manuscript_V3.docx
+++ b/paper/TCR_Manuscript_V3.docx
@@ -2833,7 +2833,22 @@
         <w:t xml:space="preserve">53226f2</w:t>
       </w:r>
       <w:r>
-        <w:t xml:space="preserve">, deterministic under fixed seeds.</w:t>
+        <w:t xml:space="preserve">, deterministic under fixed seeds. The repository is archived at Zenodo, DOI</w:t>
+      </w:r>
+      <w:r>
+        <w:t xml:space="preserve"> </w:t>
+      </w:r>
+      <w:r>
+        <w:rPr>
+          <w:rStyle w:val="VerbatimChar"/>
+        </w:rPr>
+        <w:t xml:space="preserve">10.5281/zenodo.21800691</w:t>
+      </w:r>
+      <w:r>
+        <w:t xml:space="preserve"> </w:t>
+      </w:r>
+      <w:r>
+        <w:t xml:space="preserve">(release v1.0.0), which resolves to the most recent version.</w:t>
       </w:r>
       <w:r>
         <w:t xml:space="preserve"> </w:t>

--- a/paper/TCR_Manuscript_V3.docx
+++ b/paper/TCR_Manuscript_V3.docx
@@ -349,7 +349,7 @@
         <w:pStyle w:val="FirstParagraph"/>
       </w:pPr>
       <w:r>
-        <w:t xml:space="preserve">Rather than hand-typing germline CDR3 contributions, or deriving them from reference-based annotation tools such as Stitchr [14] and ANARCI [15], we derived them from data. For each V segment with at least 20 clonotypes, we computed the modal residue and its frequency at successive positions from the 5′ end, extending the anchor while modal frequency remained ≥0.80, capped at 8 residues; the procedure was mirrored from the 3′ end for J segments. Germline-encoded positions are near-invariant across clonotypes while junctional positions are not, producing a sharp frequency drop at the boundary.</w:t>
+        <w:t xml:space="preserve">Rather than hand-typing germline CDR3 contributions, or deriving them from reference-based annotation tools such as Stitchr [14] and ANARCI [15], we derived them from data. For each V segment with at least 20 clonotypes, we computed the modal residue and its frequency at successive positions from the 5′ end, extending the anchor while modal frequency remained ≥0.80, capped at 8 residues; the procedure was mirrored from the 3′ end for J segments. Germline-encoded positions are near-invariant across clonotypes while junctional positions are not, producing a sharp frequency drop at the boundary. Reference-based annotation would make the decomposition depend on a germline reference set whose contents change over time and which published studies frequently fail to specify [24]; deriving anchors from the clonotypes themselves removes that dependency, at the cost of the boundary imprecision we quantify in §3.3.</w:t>
       </w:r>
     </w:p>
     <w:p>
@@ -409,7 +409,10 @@
         <w:t xml:space="preserve">CTSSL</w:t>
       </w:r>
       <w:r>
-        <w:t xml:space="preserve">.</w:t>
+        <w:t xml:space="preserve"> </w:t>
+      </w:r>
+      <w:r>
+        <w:t xml:space="preserve">— the kind of divergence a versioned reference set produces, and one we resolve in favour of the data. We name the reference file and the access date (§2.1) because an agreement figure is uninterpretable without them [24].</w:t>
       </w:r>
     </w:p>
     <w:bookmarkEnd w:id="12"/>
@@ -2704,7 +2707,7 @@
         <w:t xml:space="preserve"> </w:t>
       </w:r>
       <w:r>
-        <w:t xml:space="preserve">The primary analysis uses TCRβ, while α-chain and peptide–MHC context are incompletely represented. Empirical anchors are not IMGT annotations. Agreement with the available reference is high (28 of 29 overlapping anchors), but the boundary-trim control (§3.3) shows the boundaries are imperfect in the direction of under-extension: because an anchor stops extending once modal residue frequency falls below 0.80, germline residues remain at the N-region edges often enough to account for most of the raw (V,J)-conditioned gain. IMGT-based boundaries, or per-segment anchor lengths calibrated against a complete germline reference, would sharpen the decomposition and are the obvious next refinement.</w:t>
+        <w:t xml:space="preserve">The primary analysis uses TCRβ, while α-chain and peptide–MHC context are incompletely represented. Empirical anchors are not IMGT annotations. Agreement with the available reference is high (28 of 29 overlapping anchors), but the boundary-trim control (§3.3) shows the boundaries are imperfect in the direction of under-extension: because an anchor stops extending once modal residue frequency falls below 0.80, germline residues remain at the N-region edges often enough to account for most of the raw (V,J)-conditioned gain. IMGT-based boundaries, or per-segment anchor lengths calibrated against a complete germline reference, would sharpen the decomposition and are the obvious next refinement, though such a calibration inherits the reference’s own version dependence and would need to name the release used [24]. A related limitation is allele resolution. VDJdb reports V and J assignments at gene level, whereas alleles of the same V gene can differ within the CDR3-proximal region, so the germline contribution — and therefore the anchor boundary — is not always determined by the assignment available to us [24]. The modal-frequency criterion absorbs part of this, since a segment whose alleles diverge near the boundary yields a lower modal frequency and a correspondingly shorter anchor, but it does not resolve it; unambiguous assignment would require full-length V sequence, which VDJdb does not provide.</w:t>
       </w:r>
     </w:p>
     <w:p>
@@ -8481,6 +8484,31 @@
       </w:r>
       <w:r>
         <w:t xml:space="preserve">. 2024;4(7):510–521. PMID 38987378.</w:t>
+      </w:r>
+    </w:p>
+    <w:p>
+      <w:pPr>
+        <w:pStyle w:val="Compact"/>
+        <w:numPr>
+          <w:ilvl w:val="0"/>
+          <w:numId w:val="1001"/>
+        </w:numPr>
+      </w:pPr>
+      <w:r>
+        <w:t xml:space="preserve">Heather JM, Peres A, Yaari G, Lees W. The gremlin in the works: why T cell receptor researchers need to pay more attention to germline reference sequences.</w:t>
+      </w:r>
+      <w:r>
+        <w:t xml:space="preserve"> </w:t>
+      </w:r>
+      <w:r>
+        <w:rPr>
+          <w:i/>
+          <w:iCs/>
+        </w:rPr>
+        <w:t xml:space="preserve">ImmunoInformatics</w:t>
+      </w:r>
+      <w:r>
+        <w:t xml:space="preserve">. 2025;20:100058. doi:10.1016/j.immuno.2025.100058.</w:t>
       </w:r>
     </w:p>
     <w:bookmarkEnd w:id="63"/>

--- a/paper/TCR_Manuscript_V3.docx
+++ b/paper/TCR_Manuscript_V3.docx
@@ -412,7 +412,7 @@
         <w:t xml:space="preserve"> </w:t>
       </w:r>
       <w:r>
-        <w:t xml:space="preserve">— the kind of divergence a versioned reference set produces, and one we resolve in favour of the data. We name the reference file and the access date (§2.1) because an agreement figure is uninterpretable without them [24].</w:t>
+        <w:t xml:space="preserve">— the kind of divergence a versioned reference set produces, and one we resolve in favour of the data. We name the reference file above and date the VDJdb snapshot in §2.1 because an agreement figure is uninterpretable without both [24].</w:t>
       </w:r>
     </w:p>
     <w:bookmarkEnd w:id="12"/>
@@ -2707,7 +2707,28 @@
         <w:t xml:space="preserve"> </w:t>
       </w:r>
       <w:r>
-        <w:t xml:space="preserve">The primary analysis uses TCRβ, while α-chain and peptide–MHC context are incompletely represented. Empirical anchors are not IMGT annotations. Agreement with the available reference is high (28 of 29 overlapping anchors), but the boundary-trim control (§3.3) shows the boundaries are imperfect in the direction of under-extension: because an anchor stops extending once modal residue frequency falls below 0.80, germline residues remain at the N-region edges often enough to account for most of the raw (V,J)-conditioned gain. IMGT-based boundaries, or per-segment anchor lengths calibrated against a complete germline reference, would sharpen the decomposition and are the obvious next refinement, though such a calibration inherits the reference’s own version dependence and would need to name the release used [24]. A related limitation is allele resolution. VDJdb reports V and J assignments at gene level, whereas alleles of the same V gene can differ within the CDR3-proximal region, so the germline contribution — and therefore the anchor boundary — is not always determined by the assignment available to us [24]. The modal-frequency criterion absorbs part of this, since a segment whose alleles diverge near the boundary yields a lower modal frequency and a correspondingly shorter anchor, but it does not resolve it; unambiguous assignment would require full-length V sequence, which VDJdb does not provide.</w:t>
+        <w:t xml:space="preserve">The primary analysis uses TCRβ, while α-chain and peptide–MHC context are incompletely represented. Empirical anchors are not IMGT annotations. Agreement with the available reference is high (28 of 29 overlapping anchors), but the boundary-trim control (§3.3) shows the boundaries are imperfect in the direction of under-extension: because an anchor stops extending once modal residue frequency falls below 0.80, germline residues remain at the N-region edges often enough to account for most of the raw (V,J)-conditioned gain. IMGT-based boundaries, or per-segment anchor lengths calibrated against a complete germline reference, would sharpen the decomposition and are the obvious next refinement, though such a calibration inherits the reference’s own version dependence and would need to name the release used [24]. A related limitation is allele resolution. VDJdb carries allele-level calls for a minority of the records we retain — 40.8% of V assignments and 44.3% of J — and we collapse all of them to gene level. That is a deliberate choice rather than a database constraint: the surviving calls are inconsistently formatted, and 1,118 V calls (0.71%) are ambiguous between genes or alleles (</w:t>
+      </w:r>
+      <w:r>
+        <w:rPr>
+          <w:rStyle w:val="VerbatimChar"/>
+        </w:rPr>
+        <w:t xml:space="preserve">TRBV6-5*01,TRBV6-1*01</w:t>
+      </w:r>
+      <w:r>
+        <w:t xml:space="preserve">,</w:t>
+      </w:r>
+      <w:r>
+        <w:t xml:space="preserve"> </w:t>
+      </w:r>
+      <w:r>
+        <w:rPr>
+          <w:rStyle w:val="VerbatimChar"/>
+        </w:rPr>
+        <w:t xml:space="preserve">TRBV19*01/02</w:t>
+      </w:r>
+      <w:r>
+        <w:t xml:space="preserve">), so conditioning on them would introduce more noise than it removed. The cost is that where alleles of one gene differ within the CDR3-proximal region, the modal residue frequency of §2.2 is computed over a mixture and the derived anchor reflects the majority allele rather than each clonotype’s own germline. The criterion absorbs part of this, since diverging alleles depress modal frequency and shorten the anchor, but it does not resolve it; and even an unambiguous allele call would not determine the translated polypeptide without full-length V sequence, which VDJdb does not provide [24].</w:t>
       </w:r>
     </w:p>
     <w:p>

--- a/paper/TCR_Manuscript_V3.docx
+++ b/paper/TCR_Manuscript_V3.docx
@@ -315,7 +315,19 @@
         <w:pStyle w:val="FirstParagraph"/>
       </w:pPr>
       <w:r>
-        <w:t xml:space="preserve">We used VDJdb [16,17] (accessed 2026-07-27), comprising 203,308 records. We retained human TCRβ entries with a CDR3β sequence, resolved V and J gene assignments, an annotated epitope, and only canonical amino acids, yielding 157,206 records. VDJdb reports the same clonotype from multiple studies; counting records inflates every downstream frequency. We collapsed to unique (CDR3, V, J, epitope) tuples, giving</w:t>
+        <w:t xml:space="preserve">We used VDJdb [16,17] release 2026-06-11 (repository commit</w:t>
+      </w:r>
+      <w:r>
+        <w:t xml:space="preserve"> </w:t>
+      </w:r>
+      <w:r>
+        <w:rPr>
+          <w:rStyle w:val="VerbatimChar"/>
+        </w:rPr>
+        <w:t xml:space="preserve">3389001</w:t>
+      </w:r>
+      <w:r>
+        <w:t xml:space="preserve">, accessed 2026-07-27), comprising 203,308 records. We retained human TCRβ entries with a CDR3β sequence, resolved V and J gene assignments, an annotated epitope, and only canonical amino acids, yielding 157,206 records. VDJdb reports the same clonotype from multiple studies; counting records inflates every downstream frequency. We collapsed to unique (CDR3, V, J, epitope) tuples, giving</w:t>
       </w:r>
       <w:r>
         <w:t xml:space="preserve"> </w:t>
@@ -2707,7 +2719,7 @@
         <w:t xml:space="preserve"> </w:t>
       </w:r>
       <w:r>
-        <w:t xml:space="preserve">The primary analysis uses TCRβ, while α-chain and peptide–MHC context are incompletely represented. Empirical anchors are not IMGT annotations. Agreement with the available reference is high (28 of 29 overlapping anchors), but the boundary-trim control (§3.3) shows the boundaries are imperfect in the direction of under-extension: because an anchor stops extending once modal residue frequency falls below 0.80, germline residues remain at the N-region edges often enough to account for most of the raw (V,J)-conditioned gain. IMGT-based boundaries, or per-segment anchor lengths calibrated against a complete germline reference, would sharpen the decomposition and are the obvious next refinement, though such a calibration inherits the reference’s own version dependence and would need to name the release used [24]. A related limitation is allele resolution. VDJdb carries allele-level calls for a minority of the records we retain — 40.8% of V assignments and 44.3% of J — and we collapse all of them to gene level. That is a deliberate choice rather than a database constraint: the surviving calls are inconsistently formatted, and 1,118 V calls (0.71%) are ambiguous between genes or alleles (</w:t>
+        <w:t xml:space="preserve">The primary analysis uses TCRβ, while α-chain and peptide–MHC context are incompletely represented. Empirical anchors are not IMGT annotations. Agreement with the available reference is high (28 of 29 overlapping anchors), but the boundary-trim control (§3.3) shows the boundaries are imperfect in the direction of under-extension: because an anchor stops extending once modal residue frequency falls below 0.80, germline residues remain at the N-region edges often enough to account for most of the raw (V,J)-conditioned gain. IMGT-based boundaries, or per-segment anchor lengths calibrated against a complete germline reference, would sharpen the decomposition and are the obvious next refinement, though such a calibration inherits the reference’s own version dependence and would need to name the release used [24]. The AIRR-Community TCR germline sets now in preparation for OGRDB, which are versioned, CC0-licensed and built on full-length sequence support, are the natural candidate when available. A related limitation is allele resolution. VDJdb carries allele-level calls for a minority of the records we retain — 40.8% of V assignments and 44.3% of J — and we collapse all of them to gene level. That is a deliberate choice rather than a database constraint: the surviving calls are inconsistently formatted, and 1,118 V calls (0.71%) are ambiguous between genes or alleles (</w:t>
       </w:r>
       <w:r>
         <w:rPr>
@@ -2728,7 +2740,69 @@
         <w:t xml:space="preserve">TRBV19*01/02</w:t>
       </w:r>
       <w:r>
-        <w:t xml:space="preserve">), so conditioning on them would introduce more noise than it removed. The cost is that where alleles of one gene differ within the CDR3-proximal region, the modal residue frequency of §2.2 is computed over a mixture and the derived anchor reflects the majority allele rather than each clonotype’s own germline. The criterion absorbs part of this, since diverging alleles depress modal frequency and shorten the anchor, but it does not resolve it; and even an unambiguous allele call would not determine the translated polypeptide without full-length V sequence, which VDJdb does not provide [24].</w:t>
+        <w:t xml:space="preserve">), so conditioning on them would introduce more noise than it removed. The cost is that where alleles of one gene differ within the CDR3-proximal region, the modal residue frequency of §2.2 is computed over a mixture and the derived anchor reflects the majority allele rather than each clonotype’s own germline. This is not a hypothetical: Heather et al. report that 80% of human TCR V alleles encode unique polypeptides, and their worked example of reference drift is present in our data [24]. The public clonotype</w:t>
+      </w:r>
+      <w:r>
+        <w:t xml:space="preserve"> </w:t>
+      </w:r>
+      <w:r>
+        <w:rPr>
+          <w:rStyle w:val="VerbatimChar"/>
+        </w:rPr>
+        <w:t xml:space="preserve">CATSRGQGYEQYF</w:t>
+      </w:r>
+      <w:r>
+        <w:t xml:space="preserve"> </w:t>
+      </w:r>
+      <w:r>
+        <w:t xml:space="preserve">(TRBV15/TRBJ2-7) appears twice in our deduplicated set, annotated to CMV pp65 epitopes, and our anchors assign</w:t>
+      </w:r>
+      <w:r>
+        <w:t xml:space="preserve"> </w:t>
+      </w:r>
+      <w:r>
+        <w:rPr>
+          <w:rStyle w:val="VerbatimChar"/>
+        </w:rPr>
+        <w:t xml:space="preserve">CATS</w:t>
+      </w:r>
+      <w:r>
+        <w:t xml:space="preserve"> </w:t>
+      </w:r>
+      <w:r>
+        <w:t xml:space="preserve">to TRBV15 and</w:t>
+      </w:r>
+      <w:r>
+        <w:t xml:space="preserve"> </w:t>
+      </w:r>
+      <w:r>
+        <w:rPr>
+          <w:rStyle w:val="VerbatimChar"/>
+        </w:rPr>
+        <w:t xml:space="preserve">EQYF</w:t>
+      </w:r>
+      <w:r>
+        <w:t xml:space="preserve"> </w:t>
+      </w:r>
+      <w:r>
+        <w:t xml:space="preserve">to TRBJ2-7; TRBV15</w:t>
+      </w:r>
+      <w:r>
+        <w:rPr>
+          <w:i/>
+          <w:iCs/>
+        </w:rPr>
+        <w:t xml:space="preserve">01 and</w:t>
+      </w:r>
+      <w:r>
+        <w:rPr>
+          <w:i/>
+          <w:iCs/>
+        </w:rPr>
+        <w:t xml:space="preserve"> </w:t>
+      </w:r>
+      <w:r>
+        <w:t xml:space="preserve">02 differ by a single-nucleotide polymorphism encoding different amino acids, and in reference releases before 2018 *02 additionally lacked five nucleotides at its 3′ terminus — the end that contributes the CDR3 5′ residues our anchor treats as germline. The modal-frequency criterion absorbs part of this, since diverging alleles depress modal frequency and shorten the anchor, but it does not resolve it, and unambiguous allele assignment would require full-length V sequence, which VDJdb does not provide. Heather et al. note that gene-level discrimination suffices for analyses that do not turn on functional interpretation, which is the class ours belongs to; they also caution that highly quantitative assignment is not such a class, and §2.2 is quantitative.</w:t>
       </w:r>
     </w:p>
     <w:p>

--- a/paper/TCR_Manuscript_V3.docx
+++ b/paper/TCR_Manuscript_V3.docx
@@ -251,7 +251,7 @@
         <w:pStyle w:val="BodyText"/>
       </w:pPr>
       <w:r>
-        <w:t xml:space="preserve">Recent community benchmarks consistently show that current predictors perform reasonably on epitopes represented during training but fail to generalize to previously unseen epitopes [4–6]. A benchmark of 50 published models across 21 datasets reported that methods incorporating features beyond CDR3β outperform CDR3β-only models on represented epitopes, yet all struggle on unseen ones [4]; an independent evaluation of 21 predictors reached the same conclusion for infrequently observed epitopes [5]. Proposed explanations include shortcut learning, where models rely on V-gene identity, CDR3 length, or peptide frequency rather than receptor–antigen recognition [7].</w:t>
+        <w:t xml:space="preserve">Recent community benchmarks consistently show that current predictors perform reasonably on epitopes represented during training but fail to generalize to previously unseen epitopes [4–6]. A benchmark of 50 published models across 21 datasets reported that methods incorporating features beyond CDR3β outperform CDR3β-only models on represented epitopes, yet all struggle on unseen ones [4]; an independent evaluation of 21 predictors reached the same conclusion for infrequently observed epitopes [5]. Proposed explanations include shortcut learning, where models rely on V-gene identity, CDR3 length, or peptide frequency rather than receptor–antigen recognition [7]. A separate line of evidence reaches the same conclusion from the direction of data scale: published models fail once epitopes differ from the training distribution by more than a single residue, and the training set needed to overcome this has been estimated at a thousand times the size of current public data [25].</w:t>
       </w:r>
     </w:p>
     <w:p>
@@ -2675,7 +2675,7 @@
         <w:pStyle w:val="BodyText"/>
       </w:pPr>
       <w:r>
-        <w:t xml:space="preserve">Two method classes that explicitly claim the capability we find absent were not evaluated here, and we state the omission plainly rather than leaving it implicit. TULIP is an unsupervised transformer over paired peptide and receptor sequences that reports generalization to unseen epitopes without requiring negative examples [22]; because it dispenses with the negative-generation step that defines our training protocol, scoring it on our arms’ training split would not hold the learning problem fixed, and a fair comparison requires its own harness. TCRen scores receptor–epitope compatibility from residue-contact statistics on modelled structures and reports recognition of unseen epitopes [23]; it requires structural models for each pair, which our sequence-only pipeline does not produce. Our claim is therefore specific: within the class of models trained on re-paired sequence data under the IMMREP23 protocol, including a published convolutional architecture, no arm we evaluated exceeds 0.52 Macro AUC0.1 on unseen peptides. Whether unsupervised or structure-based approaches escape that ceiling is an open question our data do not address, and it is the comparison we would prioritize next.</w:t>
+        <w:t xml:space="preserve">Three published approaches that explicitly claim the capability we find absent were not evaluated here, and we state the omission plainly rather than leaving it implicit. TULIP is an unsupervised transformer over paired peptide and receptor sequences that reports generalization to unseen epitopes without requiring negative examples [22]; because it dispenses with the negative-generation step that defines our training protocol, scoring it on our arms’ training split would not hold the learning problem fixed, and a fair comparison requires its own harness. TCRen scores receptor–epitope compatibility from residue-contact statistics on modelled structures and reports recognition of unseen epitopes [23]; it requires structural models for each pair, which our sequence-only pipeline does not produce. nuTCRacker likewise reports recognition of unseen peptides, from HLA-I–peptide complexes paired with αβTCRs [26]; we did not evaluate it, and record it here as a third published claim our data do not address. Our claim is therefore specific: within the class of models trained on re-paired sequence data under the IMMREP23 protocol, including a published convolutional architecture, no arm we evaluated exceeds 0.52 Macro AUC0.1 on unseen peptides. Whether unsupervised, structure-based, or other recently published approaches escape that ceiling is an open question our data do not address, and it is the comparison we would prioritize next.</w:t>
       </w:r>
     </w:p>
     <w:p>
@@ -2683,7 +2683,7 @@
         <w:pStyle w:val="BodyText"/>
       </w:pPr>
       <w:r>
-        <w:t xml:space="preserve">Protein-language-model embeddings were likewise not run, and richer grammatical formalisms — probabilistic context-free grammars over CDR3 of the kind applied to protein sequence analysis [11], or neural architectures with explicit morphological inductive bias — remain untested. Our TCRbase-style and TCRdist-style implementations serve as calibration rather than authoritative reproductions of those methods.</w:t>
+        <w:t xml:space="preserve">Protein-language-model embeddings were likewise not run, and richer grammatical formalisms — probabilistic context-free grammars over CDR3 of the kind applied to protein sequence analysis [11], or neural architectures with explicit morphological inductive bias — remain untested. Our TCRbase-style and TCRdist-style implementations serve as calibration rather than authoritative reproductions of those methods; the choice of substitution matrix within tcrdist3 has itself been compared systematically [27], which bears on how closely any reimplementation should be expected to track the original.</w:t>
       </w:r>
     </w:p>
     <w:p>
@@ -2820,7 +2820,7 @@
         <w:t xml:space="preserve"> </w:t>
       </w:r>
       <w:r>
-        <w:t xml:space="preserve">The learning curve spans 6,786 to 67,872 training pairs. Although the within-distribution advantage increases across this range, the available data do not establish whether the trend will persist or saturate at substantially larger scales.</w:t>
+        <w:t xml:space="preserve">The learning curve spans 6,786 to 67,872 training pairs. Although the within-distribution advantage increases across this range, the available data do not establish whether the trend will persist or saturate at substantially larger scales. An independent estimate places the requirement far beyond current public resources: Delaunay et al. confirm that published models fail to generalize beyond a single-residue dissimilarity from the training epitope distribution, and estimate that between one and 100 million epitopes — roughly a thousand times the size of current public data — would be needed to train a generalizable sequence-based specificity model [25]. That is consistent with the learning curve reported here, and suggests the ceiling we observe is at least partly a property of the data available rather than of receptor representation alone.</w:t>
       </w:r>
     </w:p>
     <w:bookmarkEnd w:id="32"/>
@@ -8604,6 +8604,81 @@
       </w:r>
       <w:r>
         <w:t xml:space="preserve">. 2025;20:100058. doi:10.1016/j.immuno.2025.100058.</w:t>
+      </w:r>
+    </w:p>
+    <w:p>
+      <w:pPr>
+        <w:pStyle w:val="Compact"/>
+        <w:numPr>
+          <w:ilvl w:val="0"/>
+          <w:numId w:val="1001"/>
+        </w:numPr>
+      </w:pPr>
+      <w:r>
+        <w:t xml:space="preserve">Delaunay A, McGibbon M, Djermani B, et al. Assessing data size requirements for training generalizable sequence-based TCR specificity models via pan-allelic MHC-I point-mutation ligandome evaluation.</w:t>
+      </w:r>
+      <w:r>
+        <w:t xml:space="preserve"> </w:t>
+      </w:r>
+      <w:r>
+        <w:rPr>
+          <w:i/>
+          <w:iCs/>
+        </w:rPr>
+        <w:t xml:space="preserve">Sci Rep</w:t>
+      </w:r>
+      <w:r>
+        <w:t xml:space="preserve">. 2025;15(1):42384. doi:10.1038/s41598-025-26454-7.</w:t>
+      </w:r>
+    </w:p>
+    <w:p>
+      <w:pPr>
+        <w:pStyle w:val="Compact"/>
+        <w:numPr>
+          <w:ilvl w:val="0"/>
+          <w:numId w:val="1001"/>
+        </w:numPr>
+      </w:pPr>
+      <w:r>
+        <w:t xml:space="preserve">Barton J, Gore T, Phanichkrivalkosil M, Shepherd A, Mishto M. nuTCRacker: predicting the recognition of HLA-I–peptide complexes by αβTCRs for unseen peptides.</w:t>
+      </w:r>
+      <w:r>
+        <w:t xml:space="preserve"> </w:t>
+      </w:r>
+      <w:r>
+        <w:rPr>
+          <w:i/>
+          <w:iCs/>
+        </w:rPr>
+        <w:t xml:space="preserve">Eur J Immunol</w:t>
+      </w:r>
+      <w:r>
+        <w:t xml:space="preserve">. 2025;55(7):e51607. doi:10.1002/eji.202451607.</w:t>
+      </w:r>
+    </w:p>
+    <w:p>
+      <w:pPr>
+        <w:pStyle w:val="Compact"/>
+        <w:numPr>
+          <w:ilvl w:val="0"/>
+          <w:numId w:val="1001"/>
+        </w:numPr>
+      </w:pPr>
+      <w:r>
+        <w:t xml:space="preserve">Hoffstedt M, Wätzig H, Baumann K. Comparison of different substitution matrices for distance based T-cell receptor epitope predictions using tcrdist3.</w:t>
+      </w:r>
+      <w:r>
+        <w:t xml:space="preserve"> </w:t>
+      </w:r>
+      <w:r>
+        <w:rPr>
+          <w:i/>
+          <w:iCs/>
+        </w:rPr>
+        <w:t xml:space="preserve">ImmunoInformatics</w:t>
+      </w:r>
+      <w:r>
+        <w:t xml:space="preserve">. 2025;19:100051. doi:10.1016/j.immuno.2025.100051.</w:t>
       </w:r>
     </w:p>
     <w:bookmarkEnd w:id="63"/>
